--- a/Отчет_Практическая_работа_2_Типы_данных.docx
+++ b/Отчет_Практическая_работа_2_Типы_данных.docx
@@ -123,7 +123,7 @@
           <w:i w:val="0"/>
           <w:sz w:val="28"/>
         </w:rPr>
-        <w:t>Тема: «Типы данных. Описание переменных. Основные операторы в языке программирования C#»</w:t>
+        <w:t>Тема: «Типы данных. Описание переменных. Основные операторы C#»</w:t>
       </w:r>
     </w:p>
     <w:p>
@@ -233,7 +233,7 @@
           <w:i w:val="0"/>
           <w:sz w:val="28"/>
         </w:rPr>
-        <w:t>Цель практической работы: Изучить основные типы данных языка C#, правила объявления и инициализации переменных, основные операторы и преобразование типов данных.</w:t>
+        <w:t>Цель практической работы: Изучить систему типов данных C#, правила объявления и инициализации переменных, преобразования типов, основные операторы языка.</w:t>
       </w:r>
     </w:p>
     <w:p>
@@ -255,7 +255,7 @@
           <w:i w:val="0"/>
           <w:sz w:val="28"/>
         </w:rPr>
-        <w:t>Задачи практической работы: Научиться объявлять переменные, использовать операторы C#, выполнять преобразование типов и разрабатывать консольные программы.</w:t>
+        <w:t>Задачи практической работы: Научиться применять условные операторы, операторы выбора и циклы для решения прикладных задач, закрепить навыки ввода-вывода и проверки корректности данных.</w:t>
       </w:r>
     </w:p>
     <w:p>
@@ -267,6 +267,21 @@
     <w:p>
       <w:pPr>
         <w:spacing w:before="0" w:after="0" w:line="259" w:lineRule="auto"/>
+        <w:jc w:val="center"/>
+      </w:pPr>
+      <w:r>
+        <w:rPr>
+          <w:rFonts w:ascii="Times New Roman" w:hAnsi="Times New Roman" w:eastAsia="Times New Roman" w:cs="Times New Roman"/>
+          <w:b/>
+          <w:i w:val="0"/>
+          <w:sz w:val="28"/>
+        </w:rPr>
+        <w:t>Практическое задание</w:t>
+      </w:r>
+    </w:p>
+    <w:p>
+      <w:pPr>
+        <w:spacing w:before="0" w:after="0" w:line="259" w:lineRule="auto"/>
         <w:jc w:val="left"/>
       </w:pPr>
     </w:p>
@@ -282,13 +297,2331 @@
           <w:i w:val="0"/>
           <w:sz w:val="28"/>
         </w:rPr>
-        <w:t>Практическое задание</w:t>
-      </w:r>
-    </w:p>
-    <w:p>
-      <w:pPr>
-        <w:spacing w:before="0" w:after="0" w:line="259" w:lineRule="auto"/>
+        <w:t>Задание 1. Таблица типов данных</w:t>
+      </w:r>
+    </w:p>
+    <w:tbl>
+      <w:tblPr>
+        <w:tblW w:type="auto" w:w="0"/>
         <w:jc w:val="center"/>
+        <w:tblLook w:firstColumn="1" w:firstRow="1" w:lastColumn="0" w:lastRow="0" w:noHBand="0" w:noVBand="1" w:val="04A0"/>
+        <w:tblBorders>
+          <w:top w:val="single" w:sz="4" w:space="0" w:color="000000"/>
+          <w:left w:val="single" w:sz="4" w:space="0" w:color="000000"/>
+          <w:bottom w:val="single" w:sz="4" w:space="0" w:color="000000"/>
+          <w:right w:val="single" w:sz="4" w:space="0" w:color="000000"/>
+          <w:insideH w:val="single" w:sz="4" w:space="0" w:color="000000"/>
+          <w:insideV w:val="single" w:sz="4" w:space="0" w:color="000000"/>
+        </w:tblBorders>
+      </w:tblPr>
+      <w:tblGrid>
+        <w:gridCol w:w="1559"/>
+        <w:gridCol w:w="1559"/>
+        <w:gridCol w:w="1559"/>
+        <w:gridCol w:w="1559"/>
+        <w:gridCol w:w="1559"/>
+        <w:gridCol w:w="1559"/>
+      </w:tblGrid>
+      <w:tr>
+        <w:tc>
+          <w:tcPr>
+            <w:tcW w:type="dxa" w:w="1559"/>
+          </w:tcPr>
+          <w:p>
+            <w:pPr>
+              <w:spacing w:before="40" w:after="40"/>
+              <w:jc w:val="center"/>
+            </w:pPr>
+            <w:r>
+              <w:rPr>
+                <w:rFonts w:ascii="Times New Roman" w:hAnsi="Times New Roman" w:eastAsia="Times New Roman" w:cs="Times New Roman"/>
+                <w:b/>
+                <w:sz w:val="24"/>
+              </w:rPr>
+              <w:t>Тип</w:t>
+            </w:r>
+          </w:p>
+        </w:tc>
+        <w:tc>
+          <w:tcPr>
+            <w:tcW w:type="dxa" w:w="1559"/>
+          </w:tcPr>
+          <w:p>
+            <w:pPr>
+              <w:spacing w:before="40" w:after="40"/>
+              <w:jc w:val="center"/>
+            </w:pPr>
+            <w:r>
+              <w:rPr>
+                <w:rFonts w:ascii="Times New Roman" w:hAnsi="Times New Roman" w:eastAsia="Times New Roman" w:cs="Times New Roman"/>
+                <w:b/>
+                <w:sz w:val="24"/>
+              </w:rPr>
+              <w:t>Категория: значимый/ссылочный</w:t>
+            </w:r>
+          </w:p>
+        </w:tc>
+        <w:tc>
+          <w:tcPr>
+            <w:tcW w:type="dxa" w:w="1559"/>
+          </w:tcPr>
+          <w:p>
+            <w:pPr>
+              <w:spacing w:before="40" w:after="40"/>
+              <w:jc w:val="center"/>
+            </w:pPr>
+            <w:r>
+              <w:rPr>
+                <w:rFonts w:ascii="Times New Roman" w:hAnsi="Times New Roman" w:eastAsia="Times New Roman" w:cs="Times New Roman"/>
+                <w:b/>
+                <w:sz w:val="24"/>
+              </w:rPr>
+              <w:t>Размер</w:t>
+            </w:r>
+          </w:p>
+        </w:tc>
+        <w:tc>
+          <w:tcPr>
+            <w:tcW w:type="dxa" w:w="1559"/>
+          </w:tcPr>
+          <w:p>
+            <w:pPr>
+              <w:spacing w:before="40" w:after="40"/>
+              <w:jc w:val="center"/>
+            </w:pPr>
+            <w:r>
+              <w:rPr>
+                <w:rFonts w:ascii="Times New Roman" w:hAnsi="Times New Roman" w:eastAsia="Times New Roman" w:cs="Times New Roman"/>
+                <w:b/>
+                <w:sz w:val="24"/>
+              </w:rPr>
+              <w:t>Диапазон или точность</w:t>
+            </w:r>
+          </w:p>
+        </w:tc>
+        <w:tc>
+          <w:tcPr>
+            <w:tcW w:type="dxa" w:w="1559"/>
+          </w:tcPr>
+          <w:p>
+            <w:pPr>
+              <w:spacing w:before="40" w:after="40"/>
+              <w:jc w:val="center"/>
+            </w:pPr>
+            <w:r>
+              <w:rPr>
+                <w:rFonts w:ascii="Times New Roman" w:hAnsi="Times New Roman" w:eastAsia="Times New Roman" w:cs="Times New Roman"/>
+                <w:b/>
+                <w:sz w:val="24"/>
+              </w:rPr>
+              <w:t>Пример литерала</w:t>
+            </w:r>
+          </w:p>
+        </w:tc>
+        <w:tc>
+          <w:tcPr>
+            <w:tcW w:type="dxa" w:w="1559"/>
+          </w:tcPr>
+          <w:p>
+            <w:pPr>
+              <w:spacing w:before="40" w:after="40"/>
+              <w:jc w:val="center"/>
+            </w:pPr>
+            <w:r>
+              <w:rPr>
+                <w:rFonts w:ascii="Times New Roman" w:hAnsi="Times New Roman" w:eastAsia="Times New Roman" w:cs="Times New Roman"/>
+                <w:b/>
+                <w:sz w:val="24"/>
+              </w:rPr>
+              <w:t>Суффикс, если нужен</w:t>
+            </w:r>
+          </w:p>
+        </w:tc>
+      </w:tr>
+      <w:tr>
+        <w:tc>
+          <w:tcPr>
+            <w:tcW w:type="dxa" w:w="1559"/>
+          </w:tcPr>
+          <w:p>
+            <w:pPr>
+              <w:spacing w:before="40" w:after="40"/>
+              <w:jc w:val="left"/>
+            </w:pPr>
+            <w:r>
+              <w:rPr>
+                <w:rFonts w:ascii="Times New Roman" w:hAnsi="Times New Roman" w:eastAsia="Times New Roman" w:cs="Times New Roman"/>
+                <w:sz w:val="24"/>
+              </w:rPr>
+              <w:t>sbyte</w:t>
+            </w:r>
+          </w:p>
+        </w:tc>
+        <w:tc>
+          <w:tcPr>
+            <w:tcW w:type="dxa" w:w="1559"/>
+          </w:tcPr>
+          <w:p>
+            <w:pPr>
+              <w:spacing w:before="40" w:after="40"/>
+              <w:jc w:val="left"/>
+            </w:pPr>
+            <w:r>
+              <w:rPr>
+                <w:rFonts w:ascii="Times New Roman" w:hAnsi="Times New Roman" w:eastAsia="Times New Roman" w:cs="Times New Roman"/>
+                <w:sz w:val="24"/>
+              </w:rPr>
+              <w:t>Значимый</w:t>
+            </w:r>
+          </w:p>
+        </w:tc>
+        <w:tc>
+          <w:tcPr>
+            <w:tcW w:type="dxa" w:w="1559"/>
+          </w:tcPr>
+          <w:p>
+            <w:pPr>
+              <w:spacing w:before="40" w:after="40"/>
+              <w:jc w:val="left"/>
+            </w:pPr>
+            <w:r>
+              <w:rPr>
+                <w:rFonts w:ascii="Times New Roman" w:hAnsi="Times New Roman" w:eastAsia="Times New Roman" w:cs="Times New Roman"/>
+                <w:sz w:val="24"/>
+              </w:rPr>
+              <w:t>1 байт (8 бит)</w:t>
+            </w:r>
+          </w:p>
+        </w:tc>
+        <w:tc>
+          <w:tcPr>
+            <w:tcW w:type="dxa" w:w="1559"/>
+          </w:tcPr>
+          <w:p>
+            <w:pPr>
+              <w:spacing w:before="40" w:after="40"/>
+              <w:jc w:val="left"/>
+            </w:pPr>
+            <w:r>
+              <w:rPr>
+                <w:rFonts w:ascii="Times New Roman" w:hAnsi="Times New Roman" w:eastAsia="Times New Roman" w:cs="Times New Roman"/>
+                <w:sz w:val="24"/>
+              </w:rPr>
+              <w:t>-128 ... 127</w:t>
+            </w:r>
+          </w:p>
+        </w:tc>
+        <w:tc>
+          <w:tcPr>
+            <w:tcW w:type="dxa" w:w="1559"/>
+          </w:tcPr>
+          <w:p>
+            <w:pPr>
+              <w:spacing w:before="40" w:after="40"/>
+              <w:jc w:val="left"/>
+            </w:pPr>
+            <w:r>
+              <w:rPr>
+                <w:rFonts w:ascii="Times New Roman" w:hAnsi="Times New Roman" w:eastAsia="Times New Roman" w:cs="Times New Roman"/>
+                <w:sz w:val="24"/>
+              </w:rPr>
+              <w:t>sbyte a = -5;</w:t>
+            </w:r>
+          </w:p>
+        </w:tc>
+        <w:tc>
+          <w:tcPr>
+            <w:tcW w:type="dxa" w:w="1559"/>
+          </w:tcPr>
+          <w:p>
+            <w:pPr>
+              <w:spacing w:before="40" w:after="40"/>
+              <w:jc w:val="left"/>
+            </w:pPr>
+            <w:r>
+              <w:rPr>
+                <w:rFonts w:ascii="Times New Roman" w:hAnsi="Times New Roman" w:eastAsia="Times New Roman" w:cs="Times New Roman"/>
+                <w:sz w:val="24"/>
+              </w:rPr>
+              <w:t>Нет</w:t>
+            </w:r>
+          </w:p>
+        </w:tc>
+      </w:tr>
+      <w:tr>
+        <w:tc>
+          <w:tcPr>
+            <w:tcW w:type="dxa" w:w="1559"/>
+          </w:tcPr>
+          <w:p>
+            <w:pPr>
+              <w:spacing w:before="40" w:after="40"/>
+              <w:jc w:val="left"/>
+            </w:pPr>
+            <w:r>
+              <w:rPr>
+                <w:rFonts w:ascii="Times New Roman" w:hAnsi="Times New Roman" w:eastAsia="Times New Roman" w:cs="Times New Roman"/>
+                <w:sz w:val="24"/>
+              </w:rPr>
+              <w:t>byte</w:t>
+            </w:r>
+          </w:p>
+        </w:tc>
+        <w:tc>
+          <w:tcPr>
+            <w:tcW w:type="dxa" w:w="1559"/>
+          </w:tcPr>
+          <w:p>
+            <w:pPr>
+              <w:spacing w:before="40" w:after="40"/>
+              <w:jc w:val="left"/>
+            </w:pPr>
+            <w:r>
+              <w:rPr>
+                <w:rFonts w:ascii="Times New Roman" w:hAnsi="Times New Roman" w:eastAsia="Times New Roman" w:cs="Times New Roman"/>
+                <w:sz w:val="24"/>
+              </w:rPr>
+              <w:t>Значимый</w:t>
+            </w:r>
+          </w:p>
+        </w:tc>
+        <w:tc>
+          <w:tcPr>
+            <w:tcW w:type="dxa" w:w="1559"/>
+          </w:tcPr>
+          <w:p>
+            <w:pPr>
+              <w:spacing w:before="40" w:after="40"/>
+              <w:jc w:val="left"/>
+            </w:pPr>
+            <w:r>
+              <w:rPr>
+                <w:rFonts w:ascii="Times New Roman" w:hAnsi="Times New Roman" w:eastAsia="Times New Roman" w:cs="Times New Roman"/>
+                <w:sz w:val="24"/>
+              </w:rPr>
+              <w:t>1 байт (8 бит)</w:t>
+            </w:r>
+          </w:p>
+        </w:tc>
+        <w:tc>
+          <w:tcPr>
+            <w:tcW w:type="dxa" w:w="1559"/>
+          </w:tcPr>
+          <w:p>
+            <w:pPr>
+              <w:spacing w:before="40" w:after="40"/>
+              <w:jc w:val="left"/>
+            </w:pPr>
+            <w:r>
+              <w:rPr>
+                <w:rFonts w:ascii="Times New Roman" w:hAnsi="Times New Roman" w:eastAsia="Times New Roman" w:cs="Times New Roman"/>
+                <w:sz w:val="24"/>
+              </w:rPr>
+              <w:t>0 ... 255</w:t>
+            </w:r>
+          </w:p>
+        </w:tc>
+        <w:tc>
+          <w:tcPr>
+            <w:tcW w:type="dxa" w:w="1559"/>
+          </w:tcPr>
+          <w:p>
+            <w:pPr>
+              <w:spacing w:before="40" w:after="40"/>
+              <w:jc w:val="left"/>
+            </w:pPr>
+            <w:r>
+              <w:rPr>
+                <w:rFonts w:ascii="Times New Roman" w:hAnsi="Times New Roman" w:eastAsia="Times New Roman" w:cs="Times New Roman"/>
+                <w:sz w:val="24"/>
+              </w:rPr>
+              <w:t>byte b = 200;</w:t>
+            </w:r>
+          </w:p>
+        </w:tc>
+        <w:tc>
+          <w:tcPr>
+            <w:tcW w:type="dxa" w:w="1559"/>
+          </w:tcPr>
+          <w:p>
+            <w:pPr>
+              <w:spacing w:before="40" w:after="40"/>
+              <w:jc w:val="left"/>
+            </w:pPr>
+            <w:r>
+              <w:rPr>
+                <w:rFonts w:ascii="Times New Roman" w:hAnsi="Times New Roman" w:eastAsia="Times New Roman" w:cs="Times New Roman"/>
+                <w:sz w:val="24"/>
+              </w:rPr>
+              <w:t>Нет</w:t>
+            </w:r>
+          </w:p>
+        </w:tc>
+      </w:tr>
+      <w:tr>
+        <w:tc>
+          <w:tcPr>
+            <w:tcW w:type="dxa" w:w="1559"/>
+          </w:tcPr>
+          <w:p>
+            <w:pPr>
+              <w:spacing w:before="40" w:after="40"/>
+              <w:jc w:val="left"/>
+            </w:pPr>
+            <w:r>
+              <w:rPr>
+                <w:rFonts w:ascii="Times New Roman" w:hAnsi="Times New Roman" w:eastAsia="Times New Roman" w:cs="Times New Roman"/>
+                <w:sz w:val="24"/>
+              </w:rPr>
+              <w:t>short</w:t>
+            </w:r>
+          </w:p>
+        </w:tc>
+        <w:tc>
+          <w:tcPr>
+            <w:tcW w:type="dxa" w:w="1559"/>
+          </w:tcPr>
+          <w:p>
+            <w:pPr>
+              <w:spacing w:before="40" w:after="40"/>
+              <w:jc w:val="left"/>
+            </w:pPr>
+            <w:r>
+              <w:rPr>
+                <w:rFonts w:ascii="Times New Roman" w:hAnsi="Times New Roman" w:eastAsia="Times New Roman" w:cs="Times New Roman"/>
+                <w:sz w:val="24"/>
+              </w:rPr>
+              <w:t>Значимый</w:t>
+            </w:r>
+          </w:p>
+        </w:tc>
+        <w:tc>
+          <w:tcPr>
+            <w:tcW w:type="dxa" w:w="1559"/>
+          </w:tcPr>
+          <w:p>
+            <w:pPr>
+              <w:spacing w:before="40" w:after="40"/>
+              <w:jc w:val="left"/>
+            </w:pPr>
+            <w:r>
+              <w:rPr>
+                <w:rFonts w:ascii="Times New Roman" w:hAnsi="Times New Roman" w:eastAsia="Times New Roman" w:cs="Times New Roman"/>
+                <w:sz w:val="24"/>
+              </w:rPr>
+              <w:t>2 байта (16 бит)</w:t>
+            </w:r>
+          </w:p>
+        </w:tc>
+        <w:tc>
+          <w:tcPr>
+            <w:tcW w:type="dxa" w:w="1559"/>
+          </w:tcPr>
+          <w:p>
+            <w:pPr>
+              <w:spacing w:before="40" w:after="40"/>
+              <w:jc w:val="left"/>
+            </w:pPr>
+            <w:r>
+              <w:rPr>
+                <w:rFonts w:ascii="Times New Roman" w:hAnsi="Times New Roman" w:eastAsia="Times New Roman" w:cs="Times New Roman"/>
+                <w:sz w:val="24"/>
+              </w:rPr>
+              <w:t>-32 768 ... 32 767</w:t>
+            </w:r>
+          </w:p>
+        </w:tc>
+        <w:tc>
+          <w:tcPr>
+            <w:tcW w:type="dxa" w:w="1559"/>
+          </w:tcPr>
+          <w:p>
+            <w:pPr>
+              <w:spacing w:before="40" w:after="40"/>
+              <w:jc w:val="left"/>
+            </w:pPr>
+            <w:r>
+              <w:rPr>
+                <w:rFonts w:ascii="Times New Roman" w:hAnsi="Times New Roman" w:eastAsia="Times New Roman" w:cs="Times New Roman"/>
+                <w:sz w:val="24"/>
+              </w:rPr>
+              <w:t>short s = -100;</w:t>
+            </w:r>
+          </w:p>
+        </w:tc>
+        <w:tc>
+          <w:tcPr>
+            <w:tcW w:type="dxa" w:w="1559"/>
+          </w:tcPr>
+          <w:p>
+            <w:pPr>
+              <w:spacing w:before="40" w:after="40"/>
+              <w:jc w:val="left"/>
+            </w:pPr>
+            <w:r>
+              <w:rPr>
+                <w:rFonts w:ascii="Times New Roman" w:hAnsi="Times New Roman" w:eastAsia="Times New Roman" w:cs="Times New Roman"/>
+                <w:sz w:val="24"/>
+              </w:rPr>
+              <w:t>Нет</w:t>
+            </w:r>
+          </w:p>
+        </w:tc>
+      </w:tr>
+      <w:tr>
+        <w:tc>
+          <w:tcPr>
+            <w:tcW w:type="dxa" w:w="1559"/>
+          </w:tcPr>
+          <w:p>
+            <w:pPr>
+              <w:spacing w:before="40" w:after="40"/>
+              <w:jc w:val="left"/>
+            </w:pPr>
+            <w:r>
+              <w:rPr>
+                <w:rFonts w:ascii="Times New Roman" w:hAnsi="Times New Roman" w:eastAsia="Times New Roman" w:cs="Times New Roman"/>
+                <w:sz w:val="24"/>
+              </w:rPr>
+              <w:t>ushort</w:t>
+            </w:r>
+          </w:p>
+        </w:tc>
+        <w:tc>
+          <w:tcPr>
+            <w:tcW w:type="dxa" w:w="1559"/>
+          </w:tcPr>
+          <w:p>
+            <w:pPr>
+              <w:spacing w:before="40" w:after="40"/>
+              <w:jc w:val="left"/>
+            </w:pPr>
+            <w:r>
+              <w:rPr>
+                <w:rFonts w:ascii="Times New Roman" w:hAnsi="Times New Roman" w:eastAsia="Times New Roman" w:cs="Times New Roman"/>
+                <w:sz w:val="24"/>
+              </w:rPr>
+              <w:t>Значимый</w:t>
+            </w:r>
+          </w:p>
+        </w:tc>
+        <w:tc>
+          <w:tcPr>
+            <w:tcW w:type="dxa" w:w="1559"/>
+          </w:tcPr>
+          <w:p>
+            <w:pPr>
+              <w:spacing w:before="40" w:after="40"/>
+              <w:jc w:val="left"/>
+            </w:pPr>
+            <w:r>
+              <w:rPr>
+                <w:rFonts w:ascii="Times New Roman" w:hAnsi="Times New Roman" w:eastAsia="Times New Roman" w:cs="Times New Roman"/>
+                <w:sz w:val="24"/>
+              </w:rPr>
+              <w:t>2 байта (16 бит)</w:t>
+            </w:r>
+          </w:p>
+        </w:tc>
+        <w:tc>
+          <w:tcPr>
+            <w:tcW w:type="dxa" w:w="1559"/>
+          </w:tcPr>
+          <w:p>
+            <w:pPr>
+              <w:spacing w:before="40" w:after="40"/>
+              <w:jc w:val="left"/>
+            </w:pPr>
+            <w:r>
+              <w:rPr>
+                <w:rFonts w:ascii="Times New Roman" w:hAnsi="Times New Roman" w:eastAsia="Times New Roman" w:cs="Times New Roman"/>
+                <w:sz w:val="24"/>
+              </w:rPr>
+              <w:t>0 ... 65 535</w:t>
+            </w:r>
+          </w:p>
+        </w:tc>
+        <w:tc>
+          <w:tcPr>
+            <w:tcW w:type="dxa" w:w="1559"/>
+          </w:tcPr>
+          <w:p>
+            <w:pPr>
+              <w:spacing w:before="40" w:after="40"/>
+              <w:jc w:val="left"/>
+            </w:pPr>
+            <w:r>
+              <w:rPr>
+                <w:rFonts w:ascii="Times New Roman" w:hAnsi="Times New Roman" w:eastAsia="Times New Roman" w:cs="Times New Roman"/>
+                <w:sz w:val="24"/>
+              </w:rPr>
+              <w:t>ushort u = 500;</w:t>
+            </w:r>
+          </w:p>
+        </w:tc>
+        <w:tc>
+          <w:tcPr>
+            <w:tcW w:type="dxa" w:w="1559"/>
+          </w:tcPr>
+          <w:p>
+            <w:pPr>
+              <w:spacing w:before="40" w:after="40"/>
+              <w:jc w:val="left"/>
+            </w:pPr>
+            <w:r>
+              <w:rPr>
+                <w:rFonts w:ascii="Times New Roman" w:hAnsi="Times New Roman" w:eastAsia="Times New Roman" w:cs="Times New Roman"/>
+                <w:sz w:val="24"/>
+              </w:rPr>
+              <w:t>Нет</w:t>
+            </w:r>
+          </w:p>
+        </w:tc>
+      </w:tr>
+      <w:tr>
+        <w:tc>
+          <w:tcPr>
+            <w:tcW w:type="dxa" w:w="1559"/>
+          </w:tcPr>
+          <w:p>
+            <w:pPr>
+              <w:spacing w:before="40" w:after="40"/>
+              <w:jc w:val="left"/>
+            </w:pPr>
+            <w:r>
+              <w:rPr>
+                <w:rFonts w:ascii="Times New Roman" w:hAnsi="Times New Roman" w:eastAsia="Times New Roman" w:cs="Times New Roman"/>
+                <w:sz w:val="24"/>
+              </w:rPr>
+              <w:t>int</w:t>
+            </w:r>
+          </w:p>
+        </w:tc>
+        <w:tc>
+          <w:tcPr>
+            <w:tcW w:type="dxa" w:w="1559"/>
+          </w:tcPr>
+          <w:p>
+            <w:pPr>
+              <w:spacing w:before="40" w:after="40"/>
+              <w:jc w:val="left"/>
+            </w:pPr>
+            <w:r>
+              <w:rPr>
+                <w:rFonts w:ascii="Times New Roman" w:hAnsi="Times New Roman" w:eastAsia="Times New Roman" w:cs="Times New Roman"/>
+                <w:sz w:val="24"/>
+              </w:rPr>
+              <w:t>Значимый</w:t>
+            </w:r>
+          </w:p>
+        </w:tc>
+        <w:tc>
+          <w:tcPr>
+            <w:tcW w:type="dxa" w:w="1559"/>
+          </w:tcPr>
+          <w:p>
+            <w:pPr>
+              <w:spacing w:before="40" w:after="40"/>
+              <w:jc w:val="left"/>
+            </w:pPr>
+            <w:r>
+              <w:rPr>
+                <w:rFonts w:ascii="Times New Roman" w:hAnsi="Times New Roman" w:eastAsia="Times New Roman" w:cs="Times New Roman"/>
+                <w:sz w:val="24"/>
+              </w:rPr>
+              <w:t>4 байта (32 бита)</w:t>
+            </w:r>
+          </w:p>
+        </w:tc>
+        <w:tc>
+          <w:tcPr>
+            <w:tcW w:type="dxa" w:w="1559"/>
+          </w:tcPr>
+          <w:p>
+            <w:pPr>
+              <w:spacing w:before="40" w:after="40"/>
+              <w:jc w:val="left"/>
+            </w:pPr>
+            <w:r>
+              <w:rPr>
+                <w:rFonts w:ascii="Times New Roman" w:hAnsi="Times New Roman" w:eastAsia="Times New Roman" w:cs="Times New Roman"/>
+                <w:sz w:val="24"/>
+              </w:rPr>
+              <w:t>-2 147 483 648 ... 2 147 483 647</w:t>
+            </w:r>
+          </w:p>
+        </w:tc>
+        <w:tc>
+          <w:tcPr>
+            <w:tcW w:type="dxa" w:w="1559"/>
+          </w:tcPr>
+          <w:p>
+            <w:pPr>
+              <w:spacing w:before="40" w:after="40"/>
+              <w:jc w:val="left"/>
+            </w:pPr>
+            <w:r>
+              <w:rPr>
+                <w:rFonts w:ascii="Times New Roman" w:hAnsi="Times New Roman" w:eastAsia="Times New Roman" w:cs="Times New Roman"/>
+                <w:sz w:val="24"/>
+              </w:rPr>
+              <w:t>int n = 10;</w:t>
+            </w:r>
+          </w:p>
+        </w:tc>
+        <w:tc>
+          <w:tcPr>
+            <w:tcW w:type="dxa" w:w="1559"/>
+          </w:tcPr>
+          <w:p>
+            <w:pPr>
+              <w:spacing w:before="40" w:after="40"/>
+              <w:jc w:val="left"/>
+            </w:pPr>
+            <w:r>
+              <w:rPr>
+                <w:rFonts w:ascii="Times New Roman" w:hAnsi="Times New Roman" w:eastAsia="Times New Roman" w:cs="Times New Roman"/>
+                <w:sz w:val="24"/>
+              </w:rPr>
+              <w:t>Нет</w:t>
+            </w:r>
+          </w:p>
+        </w:tc>
+      </w:tr>
+      <w:tr>
+        <w:tc>
+          <w:tcPr>
+            <w:tcW w:type="dxa" w:w="1559"/>
+          </w:tcPr>
+          <w:p>
+            <w:pPr>
+              <w:spacing w:before="40" w:after="40"/>
+              <w:jc w:val="left"/>
+            </w:pPr>
+            <w:r>
+              <w:rPr>
+                <w:rFonts w:ascii="Times New Roman" w:hAnsi="Times New Roman" w:eastAsia="Times New Roman" w:cs="Times New Roman"/>
+                <w:sz w:val="24"/>
+              </w:rPr>
+              <w:t>uint</w:t>
+            </w:r>
+          </w:p>
+        </w:tc>
+        <w:tc>
+          <w:tcPr>
+            <w:tcW w:type="dxa" w:w="1559"/>
+          </w:tcPr>
+          <w:p>
+            <w:pPr>
+              <w:spacing w:before="40" w:after="40"/>
+              <w:jc w:val="left"/>
+            </w:pPr>
+            <w:r>
+              <w:rPr>
+                <w:rFonts w:ascii="Times New Roman" w:hAnsi="Times New Roman" w:eastAsia="Times New Roman" w:cs="Times New Roman"/>
+                <w:sz w:val="24"/>
+              </w:rPr>
+              <w:t>Значимый</w:t>
+            </w:r>
+          </w:p>
+        </w:tc>
+        <w:tc>
+          <w:tcPr>
+            <w:tcW w:type="dxa" w:w="1559"/>
+          </w:tcPr>
+          <w:p>
+            <w:pPr>
+              <w:spacing w:before="40" w:after="40"/>
+              <w:jc w:val="left"/>
+            </w:pPr>
+            <w:r>
+              <w:rPr>
+                <w:rFonts w:ascii="Times New Roman" w:hAnsi="Times New Roman" w:eastAsia="Times New Roman" w:cs="Times New Roman"/>
+                <w:sz w:val="24"/>
+              </w:rPr>
+              <w:t>4 байта (32 бита)</w:t>
+            </w:r>
+          </w:p>
+        </w:tc>
+        <w:tc>
+          <w:tcPr>
+            <w:tcW w:type="dxa" w:w="1559"/>
+          </w:tcPr>
+          <w:p>
+            <w:pPr>
+              <w:spacing w:before="40" w:after="40"/>
+              <w:jc w:val="left"/>
+            </w:pPr>
+            <w:r>
+              <w:rPr>
+                <w:rFonts w:ascii="Times New Roman" w:hAnsi="Times New Roman" w:eastAsia="Times New Roman" w:cs="Times New Roman"/>
+                <w:sz w:val="24"/>
+              </w:rPr>
+              <w:t>0 ... 4 294 967 295</w:t>
+            </w:r>
+          </w:p>
+        </w:tc>
+        <w:tc>
+          <w:tcPr>
+            <w:tcW w:type="dxa" w:w="1559"/>
+          </w:tcPr>
+          <w:p>
+            <w:pPr>
+              <w:spacing w:before="40" w:after="40"/>
+              <w:jc w:val="left"/>
+            </w:pPr>
+            <w:r>
+              <w:rPr>
+                <w:rFonts w:ascii="Times New Roman" w:hAnsi="Times New Roman" w:eastAsia="Times New Roman" w:cs="Times New Roman"/>
+                <w:sz w:val="24"/>
+              </w:rPr>
+              <w:t>uint k = 10u;</w:t>
+            </w:r>
+          </w:p>
+        </w:tc>
+        <w:tc>
+          <w:tcPr>
+            <w:tcW w:type="dxa" w:w="1559"/>
+          </w:tcPr>
+          <w:p>
+            <w:pPr>
+              <w:spacing w:before="40" w:after="40"/>
+              <w:jc w:val="left"/>
+            </w:pPr>
+            <w:r>
+              <w:rPr>
+                <w:rFonts w:ascii="Times New Roman" w:hAnsi="Times New Roman" w:eastAsia="Times New Roman" w:cs="Times New Roman"/>
+                <w:sz w:val="24"/>
+              </w:rPr>
+              <w:t>u / U</w:t>
+            </w:r>
+          </w:p>
+        </w:tc>
+      </w:tr>
+      <w:tr>
+        <w:tc>
+          <w:tcPr>
+            <w:tcW w:type="dxa" w:w="1559"/>
+          </w:tcPr>
+          <w:p>
+            <w:pPr>
+              <w:spacing w:before="40" w:after="40"/>
+              <w:jc w:val="left"/>
+            </w:pPr>
+            <w:r>
+              <w:rPr>
+                <w:rFonts w:ascii="Times New Roman" w:hAnsi="Times New Roman" w:eastAsia="Times New Roman" w:cs="Times New Roman"/>
+                <w:sz w:val="24"/>
+              </w:rPr>
+              <w:t>long</w:t>
+            </w:r>
+          </w:p>
+        </w:tc>
+        <w:tc>
+          <w:tcPr>
+            <w:tcW w:type="dxa" w:w="1559"/>
+          </w:tcPr>
+          <w:p>
+            <w:pPr>
+              <w:spacing w:before="40" w:after="40"/>
+              <w:jc w:val="left"/>
+            </w:pPr>
+            <w:r>
+              <w:rPr>
+                <w:rFonts w:ascii="Times New Roman" w:hAnsi="Times New Roman" w:eastAsia="Times New Roman" w:cs="Times New Roman"/>
+                <w:sz w:val="24"/>
+              </w:rPr>
+              <w:t>Значимый</w:t>
+            </w:r>
+          </w:p>
+        </w:tc>
+        <w:tc>
+          <w:tcPr>
+            <w:tcW w:type="dxa" w:w="1559"/>
+          </w:tcPr>
+          <w:p>
+            <w:pPr>
+              <w:spacing w:before="40" w:after="40"/>
+              <w:jc w:val="left"/>
+            </w:pPr>
+            <w:r>
+              <w:rPr>
+                <w:rFonts w:ascii="Times New Roman" w:hAnsi="Times New Roman" w:eastAsia="Times New Roman" w:cs="Times New Roman"/>
+                <w:sz w:val="24"/>
+              </w:rPr>
+              <w:t>8 байт (64 бита)</w:t>
+            </w:r>
+          </w:p>
+        </w:tc>
+        <w:tc>
+          <w:tcPr>
+            <w:tcW w:type="dxa" w:w="1559"/>
+          </w:tcPr>
+          <w:p>
+            <w:pPr>
+              <w:spacing w:before="40" w:after="40"/>
+              <w:jc w:val="left"/>
+            </w:pPr>
+            <w:r>
+              <w:rPr>
+                <w:rFonts w:ascii="Times New Roman" w:hAnsi="Times New Roman" w:eastAsia="Times New Roman" w:cs="Times New Roman"/>
+                <w:sz w:val="24"/>
+              </w:rPr>
+              <w:t>-9,22*10^18 ... 9,22*10^18</w:t>
+            </w:r>
+          </w:p>
+        </w:tc>
+        <w:tc>
+          <w:tcPr>
+            <w:tcW w:type="dxa" w:w="1559"/>
+          </w:tcPr>
+          <w:p>
+            <w:pPr>
+              <w:spacing w:before="40" w:after="40"/>
+              <w:jc w:val="left"/>
+            </w:pPr>
+            <w:r>
+              <w:rPr>
+                <w:rFonts w:ascii="Times New Roman" w:hAnsi="Times New Roman" w:eastAsia="Times New Roman" w:cs="Times New Roman"/>
+                <w:sz w:val="24"/>
+              </w:rPr>
+              <w:t>long l = 10L;</w:t>
+            </w:r>
+          </w:p>
+        </w:tc>
+        <w:tc>
+          <w:tcPr>
+            <w:tcW w:type="dxa" w:w="1559"/>
+          </w:tcPr>
+          <w:p>
+            <w:pPr>
+              <w:spacing w:before="40" w:after="40"/>
+              <w:jc w:val="left"/>
+            </w:pPr>
+            <w:r>
+              <w:rPr>
+                <w:rFonts w:ascii="Times New Roman" w:hAnsi="Times New Roman" w:eastAsia="Times New Roman" w:cs="Times New Roman"/>
+                <w:sz w:val="24"/>
+              </w:rPr>
+              <w:t>l / L</w:t>
+            </w:r>
+          </w:p>
+        </w:tc>
+      </w:tr>
+      <w:tr>
+        <w:tc>
+          <w:tcPr>
+            <w:tcW w:type="dxa" w:w="1559"/>
+          </w:tcPr>
+          <w:p>
+            <w:pPr>
+              <w:spacing w:before="40" w:after="40"/>
+              <w:jc w:val="left"/>
+            </w:pPr>
+            <w:r>
+              <w:rPr>
+                <w:rFonts w:ascii="Times New Roman" w:hAnsi="Times New Roman" w:eastAsia="Times New Roman" w:cs="Times New Roman"/>
+                <w:sz w:val="24"/>
+              </w:rPr>
+              <w:t>ulong</w:t>
+            </w:r>
+          </w:p>
+        </w:tc>
+        <w:tc>
+          <w:tcPr>
+            <w:tcW w:type="dxa" w:w="1559"/>
+          </w:tcPr>
+          <w:p>
+            <w:pPr>
+              <w:spacing w:before="40" w:after="40"/>
+              <w:jc w:val="left"/>
+            </w:pPr>
+            <w:r>
+              <w:rPr>
+                <w:rFonts w:ascii="Times New Roman" w:hAnsi="Times New Roman" w:eastAsia="Times New Roman" w:cs="Times New Roman"/>
+                <w:sz w:val="24"/>
+              </w:rPr>
+              <w:t>Значимый</w:t>
+            </w:r>
+          </w:p>
+        </w:tc>
+        <w:tc>
+          <w:tcPr>
+            <w:tcW w:type="dxa" w:w="1559"/>
+          </w:tcPr>
+          <w:p>
+            <w:pPr>
+              <w:spacing w:before="40" w:after="40"/>
+              <w:jc w:val="left"/>
+            </w:pPr>
+            <w:r>
+              <w:rPr>
+                <w:rFonts w:ascii="Times New Roman" w:hAnsi="Times New Roman" w:eastAsia="Times New Roman" w:cs="Times New Roman"/>
+                <w:sz w:val="24"/>
+              </w:rPr>
+              <w:t>8 байт (64 бита)</w:t>
+            </w:r>
+          </w:p>
+        </w:tc>
+        <w:tc>
+          <w:tcPr>
+            <w:tcW w:type="dxa" w:w="1559"/>
+          </w:tcPr>
+          <w:p>
+            <w:pPr>
+              <w:spacing w:before="40" w:after="40"/>
+              <w:jc w:val="left"/>
+            </w:pPr>
+            <w:r>
+              <w:rPr>
+                <w:rFonts w:ascii="Times New Roman" w:hAnsi="Times New Roman" w:eastAsia="Times New Roman" w:cs="Times New Roman"/>
+                <w:sz w:val="24"/>
+              </w:rPr>
+              <w:t>0 ... 1,84*10^19</w:t>
+            </w:r>
+          </w:p>
+        </w:tc>
+        <w:tc>
+          <w:tcPr>
+            <w:tcW w:type="dxa" w:w="1559"/>
+          </w:tcPr>
+          <w:p>
+            <w:pPr>
+              <w:spacing w:before="40" w:after="40"/>
+              <w:jc w:val="left"/>
+            </w:pPr>
+            <w:r>
+              <w:rPr>
+                <w:rFonts w:ascii="Times New Roman" w:hAnsi="Times New Roman" w:eastAsia="Times New Roman" w:cs="Times New Roman"/>
+                <w:sz w:val="24"/>
+              </w:rPr>
+              <w:t>ulong m = 10UL;</w:t>
+            </w:r>
+          </w:p>
+        </w:tc>
+        <w:tc>
+          <w:tcPr>
+            <w:tcW w:type="dxa" w:w="1559"/>
+          </w:tcPr>
+          <w:p>
+            <w:pPr>
+              <w:spacing w:before="40" w:after="40"/>
+              <w:jc w:val="left"/>
+            </w:pPr>
+            <w:r>
+              <w:rPr>
+                <w:rFonts w:ascii="Times New Roman" w:hAnsi="Times New Roman" w:eastAsia="Times New Roman" w:cs="Times New Roman"/>
+                <w:sz w:val="24"/>
+              </w:rPr>
+              <w:t>ul / UL</w:t>
+            </w:r>
+          </w:p>
+        </w:tc>
+      </w:tr>
+      <w:tr>
+        <w:tc>
+          <w:tcPr>
+            <w:tcW w:type="dxa" w:w="1559"/>
+          </w:tcPr>
+          <w:p>
+            <w:pPr>
+              <w:spacing w:before="40" w:after="40"/>
+              <w:jc w:val="left"/>
+            </w:pPr>
+            <w:r>
+              <w:rPr>
+                <w:rFonts w:ascii="Times New Roman" w:hAnsi="Times New Roman" w:eastAsia="Times New Roman" w:cs="Times New Roman"/>
+                <w:sz w:val="24"/>
+              </w:rPr>
+              <w:t>float</w:t>
+            </w:r>
+          </w:p>
+        </w:tc>
+        <w:tc>
+          <w:tcPr>
+            <w:tcW w:type="dxa" w:w="1559"/>
+          </w:tcPr>
+          <w:p>
+            <w:pPr>
+              <w:spacing w:before="40" w:after="40"/>
+              <w:jc w:val="left"/>
+            </w:pPr>
+            <w:r>
+              <w:rPr>
+                <w:rFonts w:ascii="Times New Roman" w:hAnsi="Times New Roman" w:eastAsia="Times New Roman" w:cs="Times New Roman"/>
+                <w:sz w:val="24"/>
+              </w:rPr>
+              <w:t>Значимый</w:t>
+            </w:r>
+          </w:p>
+        </w:tc>
+        <w:tc>
+          <w:tcPr>
+            <w:tcW w:type="dxa" w:w="1559"/>
+          </w:tcPr>
+          <w:p>
+            <w:pPr>
+              <w:spacing w:before="40" w:after="40"/>
+              <w:jc w:val="left"/>
+            </w:pPr>
+            <w:r>
+              <w:rPr>
+                <w:rFonts w:ascii="Times New Roman" w:hAnsi="Times New Roman" w:eastAsia="Times New Roman" w:cs="Times New Roman"/>
+                <w:sz w:val="24"/>
+              </w:rPr>
+              <w:t>4 байта (32 бита)</w:t>
+            </w:r>
+          </w:p>
+        </w:tc>
+        <w:tc>
+          <w:tcPr>
+            <w:tcW w:type="dxa" w:w="1559"/>
+          </w:tcPr>
+          <w:p>
+            <w:pPr>
+              <w:spacing w:before="40" w:after="40"/>
+              <w:jc w:val="left"/>
+            </w:pPr>
+            <w:r>
+              <w:rPr>
+                <w:rFonts w:ascii="Times New Roman" w:hAnsi="Times New Roman" w:eastAsia="Times New Roman" w:cs="Times New Roman"/>
+                <w:sz w:val="24"/>
+              </w:rPr>
+              <w:t>точность 6-9 знаков</w:t>
+            </w:r>
+          </w:p>
+        </w:tc>
+        <w:tc>
+          <w:tcPr>
+            <w:tcW w:type="dxa" w:w="1559"/>
+          </w:tcPr>
+          <w:p>
+            <w:pPr>
+              <w:spacing w:before="40" w:after="40"/>
+              <w:jc w:val="left"/>
+            </w:pPr>
+            <w:r>
+              <w:rPr>
+                <w:rFonts w:ascii="Times New Roman" w:hAnsi="Times New Roman" w:eastAsia="Times New Roman" w:cs="Times New Roman"/>
+                <w:sz w:val="24"/>
+              </w:rPr>
+              <w:t>float f = 1.5f;</w:t>
+            </w:r>
+          </w:p>
+        </w:tc>
+        <w:tc>
+          <w:tcPr>
+            <w:tcW w:type="dxa" w:w="1559"/>
+          </w:tcPr>
+          <w:p>
+            <w:pPr>
+              <w:spacing w:before="40" w:after="40"/>
+              <w:jc w:val="left"/>
+            </w:pPr>
+            <w:r>
+              <w:rPr>
+                <w:rFonts w:ascii="Times New Roman" w:hAnsi="Times New Roman" w:eastAsia="Times New Roman" w:cs="Times New Roman"/>
+                <w:sz w:val="24"/>
+              </w:rPr>
+              <w:t>f / F</w:t>
+            </w:r>
+          </w:p>
+        </w:tc>
+      </w:tr>
+      <w:tr>
+        <w:tc>
+          <w:tcPr>
+            <w:tcW w:type="dxa" w:w="1559"/>
+          </w:tcPr>
+          <w:p>
+            <w:pPr>
+              <w:spacing w:before="40" w:after="40"/>
+              <w:jc w:val="left"/>
+            </w:pPr>
+            <w:r>
+              <w:rPr>
+                <w:rFonts w:ascii="Times New Roman" w:hAnsi="Times New Roman" w:eastAsia="Times New Roman" w:cs="Times New Roman"/>
+                <w:sz w:val="24"/>
+              </w:rPr>
+              <w:t>double</w:t>
+            </w:r>
+          </w:p>
+        </w:tc>
+        <w:tc>
+          <w:tcPr>
+            <w:tcW w:type="dxa" w:w="1559"/>
+          </w:tcPr>
+          <w:p>
+            <w:pPr>
+              <w:spacing w:before="40" w:after="40"/>
+              <w:jc w:val="left"/>
+            </w:pPr>
+            <w:r>
+              <w:rPr>
+                <w:rFonts w:ascii="Times New Roman" w:hAnsi="Times New Roman" w:eastAsia="Times New Roman" w:cs="Times New Roman"/>
+                <w:sz w:val="24"/>
+              </w:rPr>
+              <w:t>Значимый</w:t>
+            </w:r>
+          </w:p>
+        </w:tc>
+        <w:tc>
+          <w:tcPr>
+            <w:tcW w:type="dxa" w:w="1559"/>
+          </w:tcPr>
+          <w:p>
+            <w:pPr>
+              <w:spacing w:before="40" w:after="40"/>
+              <w:jc w:val="left"/>
+            </w:pPr>
+            <w:r>
+              <w:rPr>
+                <w:rFonts w:ascii="Times New Roman" w:hAnsi="Times New Roman" w:eastAsia="Times New Roman" w:cs="Times New Roman"/>
+                <w:sz w:val="24"/>
+              </w:rPr>
+              <w:t>8 байт (64 бита)</w:t>
+            </w:r>
+          </w:p>
+        </w:tc>
+        <w:tc>
+          <w:tcPr>
+            <w:tcW w:type="dxa" w:w="1559"/>
+          </w:tcPr>
+          <w:p>
+            <w:pPr>
+              <w:spacing w:before="40" w:after="40"/>
+              <w:jc w:val="left"/>
+            </w:pPr>
+            <w:r>
+              <w:rPr>
+                <w:rFonts w:ascii="Times New Roman" w:hAnsi="Times New Roman" w:eastAsia="Times New Roman" w:cs="Times New Roman"/>
+                <w:sz w:val="24"/>
+              </w:rPr>
+              <w:t>точность 15-17 знаков</w:t>
+            </w:r>
+          </w:p>
+        </w:tc>
+        <w:tc>
+          <w:tcPr>
+            <w:tcW w:type="dxa" w:w="1559"/>
+          </w:tcPr>
+          <w:p>
+            <w:pPr>
+              <w:spacing w:before="40" w:after="40"/>
+              <w:jc w:val="left"/>
+            </w:pPr>
+            <w:r>
+              <w:rPr>
+                <w:rFonts w:ascii="Times New Roman" w:hAnsi="Times New Roman" w:eastAsia="Times New Roman" w:cs="Times New Roman"/>
+                <w:sz w:val="24"/>
+              </w:rPr>
+              <w:t>double d = 1.5;</w:t>
+            </w:r>
+          </w:p>
+        </w:tc>
+        <w:tc>
+          <w:tcPr>
+            <w:tcW w:type="dxa" w:w="1559"/>
+          </w:tcPr>
+          <w:p>
+            <w:pPr>
+              <w:spacing w:before="40" w:after="40"/>
+              <w:jc w:val="left"/>
+            </w:pPr>
+            <w:r>
+              <w:rPr>
+                <w:rFonts w:ascii="Times New Roman" w:hAnsi="Times New Roman" w:eastAsia="Times New Roman" w:cs="Times New Roman"/>
+                <w:sz w:val="24"/>
+              </w:rPr>
+              <w:t>d / D (необяз.)</w:t>
+            </w:r>
+          </w:p>
+        </w:tc>
+      </w:tr>
+      <w:tr>
+        <w:tc>
+          <w:tcPr>
+            <w:tcW w:type="dxa" w:w="1559"/>
+          </w:tcPr>
+          <w:p>
+            <w:pPr>
+              <w:spacing w:before="40" w:after="40"/>
+              <w:jc w:val="left"/>
+            </w:pPr>
+            <w:r>
+              <w:rPr>
+                <w:rFonts w:ascii="Times New Roman" w:hAnsi="Times New Roman" w:eastAsia="Times New Roman" w:cs="Times New Roman"/>
+                <w:sz w:val="24"/>
+              </w:rPr>
+              <w:t>decimal</w:t>
+            </w:r>
+          </w:p>
+        </w:tc>
+        <w:tc>
+          <w:tcPr>
+            <w:tcW w:type="dxa" w:w="1559"/>
+          </w:tcPr>
+          <w:p>
+            <w:pPr>
+              <w:spacing w:before="40" w:after="40"/>
+              <w:jc w:val="left"/>
+            </w:pPr>
+            <w:r>
+              <w:rPr>
+                <w:rFonts w:ascii="Times New Roman" w:hAnsi="Times New Roman" w:eastAsia="Times New Roman" w:cs="Times New Roman"/>
+                <w:sz w:val="24"/>
+              </w:rPr>
+              <w:t>Значимый</w:t>
+            </w:r>
+          </w:p>
+        </w:tc>
+        <w:tc>
+          <w:tcPr>
+            <w:tcW w:type="dxa" w:w="1559"/>
+          </w:tcPr>
+          <w:p>
+            <w:pPr>
+              <w:spacing w:before="40" w:after="40"/>
+              <w:jc w:val="left"/>
+            </w:pPr>
+            <w:r>
+              <w:rPr>
+                <w:rFonts w:ascii="Times New Roman" w:hAnsi="Times New Roman" w:eastAsia="Times New Roman" w:cs="Times New Roman"/>
+                <w:sz w:val="24"/>
+              </w:rPr>
+              <w:t>16 байт (128 бит)</w:t>
+            </w:r>
+          </w:p>
+        </w:tc>
+        <w:tc>
+          <w:tcPr>
+            <w:tcW w:type="dxa" w:w="1559"/>
+          </w:tcPr>
+          <w:p>
+            <w:pPr>
+              <w:spacing w:before="40" w:after="40"/>
+              <w:jc w:val="left"/>
+            </w:pPr>
+            <w:r>
+              <w:rPr>
+                <w:rFonts w:ascii="Times New Roman" w:hAnsi="Times New Roman" w:eastAsia="Times New Roman" w:cs="Times New Roman"/>
+                <w:sz w:val="24"/>
+              </w:rPr>
+              <w:t>точность 28-29 знаков</w:t>
+            </w:r>
+          </w:p>
+        </w:tc>
+        <w:tc>
+          <w:tcPr>
+            <w:tcW w:type="dxa" w:w="1559"/>
+          </w:tcPr>
+          <w:p>
+            <w:pPr>
+              <w:spacing w:before="40" w:after="40"/>
+              <w:jc w:val="left"/>
+            </w:pPr>
+            <w:r>
+              <w:rPr>
+                <w:rFonts w:ascii="Times New Roman" w:hAnsi="Times New Roman" w:eastAsia="Times New Roman" w:cs="Times New Roman"/>
+                <w:sz w:val="24"/>
+              </w:rPr>
+              <w:t>decimal m = 10.5m;</w:t>
+            </w:r>
+          </w:p>
+        </w:tc>
+        <w:tc>
+          <w:tcPr>
+            <w:tcW w:type="dxa" w:w="1559"/>
+          </w:tcPr>
+          <w:p>
+            <w:pPr>
+              <w:spacing w:before="40" w:after="40"/>
+              <w:jc w:val="left"/>
+            </w:pPr>
+            <w:r>
+              <w:rPr>
+                <w:rFonts w:ascii="Times New Roman" w:hAnsi="Times New Roman" w:eastAsia="Times New Roman" w:cs="Times New Roman"/>
+                <w:sz w:val="24"/>
+              </w:rPr>
+              <w:t>m / M</w:t>
+            </w:r>
+          </w:p>
+        </w:tc>
+      </w:tr>
+      <w:tr>
+        <w:tc>
+          <w:tcPr>
+            <w:tcW w:type="dxa" w:w="1559"/>
+          </w:tcPr>
+          <w:p>
+            <w:pPr>
+              <w:spacing w:before="40" w:after="40"/>
+              <w:jc w:val="left"/>
+            </w:pPr>
+            <w:r>
+              <w:rPr>
+                <w:rFonts w:ascii="Times New Roman" w:hAnsi="Times New Roman" w:eastAsia="Times New Roman" w:cs="Times New Roman"/>
+                <w:sz w:val="24"/>
+              </w:rPr>
+              <w:t>bool</w:t>
+            </w:r>
+          </w:p>
+        </w:tc>
+        <w:tc>
+          <w:tcPr>
+            <w:tcW w:type="dxa" w:w="1559"/>
+          </w:tcPr>
+          <w:p>
+            <w:pPr>
+              <w:spacing w:before="40" w:after="40"/>
+              <w:jc w:val="left"/>
+            </w:pPr>
+            <w:r>
+              <w:rPr>
+                <w:rFonts w:ascii="Times New Roman" w:hAnsi="Times New Roman" w:eastAsia="Times New Roman" w:cs="Times New Roman"/>
+                <w:sz w:val="24"/>
+              </w:rPr>
+              <w:t>Значимый</w:t>
+            </w:r>
+          </w:p>
+        </w:tc>
+        <w:tc>
+          <w:tcPr>
+            <w:tcW w:type="dxa" w:w="1559"/>
+          </w:tcPr>
+          <w:p>
+            <w:pPr>
+              <w:spacing w:before="40" w:after="40"/>
+              <w:jc w:val="left"/>
+            </w:pPr>
+            <w:r>
+              <w:rPr>
+                <w:rFonts w:ascii="Times New Roman" w:hAnsi="Times New Roman" w:eastAsia="Times New Roman" w:cs="Times New Roman"/>
+                <w:sz w:val="24"/>
+              </w:rPr>
+              <w:t>1 байт</w:t>
+            </w:r>
+          </w:p>
+        </w:tc>
+        <w:tc>
+          <w:tcPr>
+            <w:tcW w:type="dxa" w:w="1559"/>
+          </w:tcPr>
+          <w:p>
+            <w:pPr>
+              <w:spacing w:before="40" w:after="40"/>
+              <w:jc w:val="left"/>
+            </w:pPr>
+            <w:r>
+              <w:rPr>
+                <w:rFonts w:ascii="Times New Roman" w:hAnsi="Times New Roman" w:eastAsia="Times New Roman" w:cs="Times New Roman"/>
+                <w:sz w:val="24"/>
+              </w:rPr>
+              <w:t>true / false</w:t>
+            </w:r>
+          </w:p>
+        </w:tc>
+        <w:tc>
+          <w:tcPr>
+            <w:tcW w:type="dxa" w:w="1559"/>
+          </w:tcPr>
+          <w:p>
+            <w:pPr>
+              <w:spacing w:before="40" w:after="40"/>
+              <w:jc w:val="left"/>
+            </w:pPr>
+            <w:r>
+              <w:rPr>
+                <w:rFonts w:ascii="Times New Roman" w:hAnsi="Times New Roman" w:eastAsia="Times New Roman" w:cs="Times New Roman"/>
+                <w:sz w:val="24"/>
+              </w:rPr>
+              <w:t>bool ok = true;</w:t>
+            </w:r>
+          </w:p>
+        </w:tc>
+        <w:tc>
+          <w:tcPr>
+            <w:tcW w:type="dxa" w:w="1559"/>
+          </w:tcPr>
+          <w:p>
+            <w:pPr>
+              <w:spacing w:before="40" w:after="40"/>
+              <w:jc w:val="left"/>
+            </w:pPr>
+            <w:r>
+              <w:rPr>
+                <w:rFonts w:ascii="Times New Roman" w:hAnsi="Times New Roman" w:eastAsia="Times New Roman" w:cs="Times New Roman"/>
+                <w:sz w:val="24"/>
+              </w:rPr>
+              <w:t>Нет</w:t>
+            </w:r>
+          </w:p>
+        </w:tc>
+      </w:tr>
+      <w:tr>
+        <w:tc>
+          <w:tcPr>
+            <w:tcW w:type="dxa" w:w="1559"/>
+          </w:tcPr>
+          <w:p>
+            <w:pPr>
+              <w:spacing w:before="40" w:after="40"/>
+              <w:jc w:val="left"/>
+            </w:pPr>
+            <w:r>
+              <w:rPr>
+                <w:rFonts w:ascii="Times New Roman" w:hAnsi="Times New Roman" w:eastAsia="Times New Roman" w:cs="Times New Roman"/>
+                <w:sz w:val="24"/>
+              </w:rPr>
+              <w:t>char</w:t>
+            </w:r>
+          </w:p>
+        </w:tc>
+        <w:tc>
+          <w:tcPr>
+            <w:tcW w:type="dxa" w:w="1559"/>
+          </w:tcPr>
+          <w:p>
+            <w:pPr>
+              <w:spacing w:before="40" w:after="40"/>
+              <w:jc w:val="left"/>
+            </w:pPr>
+            <w:r>
+              <w:rPr>
+                <w:rFonts w:ascii="Times New Roman" w:hAnsi="Times New Roman" w:eastAsia="Times New Roman" w:cs="Times New Roman"/>
+                <w:sz w:val="24"/>
+              </w:rPr>
+              <w:t>Значимый</w:t>
+            </w:r>
+          </w:p>
+        </w:tc>
+        <w:tc>
+          <w:tcPr>
+            <w:tcW w:type="dxa" w:w="1559"/>
+          </w:tcPr>
+          <w:p>
+            <w:pPr>
+              <w:spacing w:before="40" w:after="40"/>
+              <w:jc w:val="left"/>
+            </w:pPr>
+            <w:r>
+              <w:rPr>
+                <w:rFonts w:ascii="Times New Roman" w:hAnsi="Times New Roman" w:eastAsia="Times New Roman" w:cs="Times New Roman"/>
+                <w:sz w:val="24"/>
+              </w:rPr>
+              <w:t>2 байта (16 бит)</w:t>
+            </w:r>
+          </w:p>
+        </w:tc>
+        <w:tc>
+          <w:tcPr>
+            <w:tcW w:type="dxa" w:w="1559"/>
+          </w:tcPr>
+          <w:p>
+            <w:pPr>
+              <w:spacing w:before="40" w:after="40"/>
+              <w:jc w:val="left"/>
+            </w:pPr>
+            <w:r>
+              <w:rPr>
+                <w:rFonts w:ascii="Times New Roman" w:hAnsi="Times New Roman" w:eastAsia="Times New Roman" w:cs="Times New Roman"/>
+                <w:sz w:val="24"/>
+              </w:rPr>
+              <w:t>1 символ Unicode</w:t>
+            </w:r>
+          </w:p>
+        </w:tc>
+        <w:tc>
+          <w:tcPr>
+            <w:tcW w:type="dxa" w:w="1559"/>
+          </w:tcPr>
+          <w:p>
+            <w:pPr>
+              <w:spacing w:before="40" w:after="40"/>
+              <w:jc w:val="left"/>
+            </w:pPr>
+            <w:r>
+              <w:rPr>
+                <w:rFonts w:ascii="Times New Roman" w:hAnsi="Times New Roman" w:eastAsia="Times New Roman" w:cs="Times New Roman"/>
+                <w:sz w:val="24"/>
+              </w:rPr>
+              <w:t>char c = 'A';</w:t>
+            </w:r>
+          </w:p>
+        </w:tc>
+        <w:tc>
+          <w:tcPr>
+            <w:tcW w:type="dxa" w:w="1559"/>
+          </w:tcPr>
+          <w:p>
+            <w:pPr>
+              <w:spacing w:before="40" w:after="40"/>
+              <w:jc w:val="left"/>
+            </w:pPr>
+            <w:r>
+              <w:rPr>
+                <w:rFonts w:ascii="Times New Roman" w:hAnsi="Times New Roman" w:eastAsia="Times New Roman" w:cs="Times New Roman"/>
+                <w:sz w:val="24"/>
+              </w:rPr>
+              <w:t>Кавычки ' '</w:t>
+            </w:r>
+          </w:p>
+        </w:tc>
+      </w:tr>
+      <w:tr>
+        <w:tc>
+          <w:tcPr>
+            <w:tcW w:type="dxa" w:w="1559"/>
+          </w:tcPr>
+          <w:p>
+            <w:pPr>
+              <w:spacing w:before="40" w:after="40"/>
+              <w:jc w:val="left"/>
+            </w:pPr>
+            <w:r>
+              <w:rPr>
+                <w:rFonts w:ascii="Times New Roman" w:hAnsi="Times New Roman" w:eastAsia="Times New Roman" w:cs="Times New Roman"/>
+                <w:sz w:val="24"/>
+              </w:rPr>
+              <w:t>string</w:t>
+            </w:r>
+          </w:p>
+        </w:tc>
+        <w:tc>
+          <w:tcPr>
+            <w:tcW w:type="dxa" w:w="1559"/>
+          </w:tcPr>
+          <w:p>
+            <w:pPr>
+              <w:spacing w:before="40" w:after="40"/>
+              <w:jc w:val="left"/>
+            </w:pPr>
+            <w:r>
+              <w:rPr>
+                <w:rFonts w:ascii="Times New Roman" w:hAnsi="Times New Roman" w:eastAsia="Times New Roman" w:cs="Times New Roman"/>
+                <w:sz w:val="24"/>
+              </w:rPr>
+              <w:t>Ссылочный</w:t>
+            </w:r>
+          </w:p>
+        </w:tc>
+        <w:tc>
+          <w:tcPr>
+            <w:tcW w:type="dxa" w:w="1559"/>
+          </w:tcPr>
+          <w:p>
+            <w:pPr>
+              <w:spacing w:before="40" w:after="40"/>
+              <w:jc w:val="left"/>
+            </w:pPr>
+            <w:r>
+              <w:rPr>
+                <w:rFonts w:ascii="Times New Roman" w:hAnsi="Times New Roman" w:eastAsia="Times New Roman" w:cs="Times New Roman"/>
+                <w:sz w:val="24"/>
+              </w:rPr>
+              <w:t>2 байта на символ</w:t>
+            </w:r>
+          </w:p>
+        </w:tc>
+        <w:tc>
+          <w:tcPr>
+            <w:tcW w:type="dxa" w:w="1559"/>
+          </w:tcPr>
+          <w:p>
+            <w:pPr>
+              <w:spacing w:before="40" w:after="40"/>
+              <w:jc w:val="left"/>
+            </w:pPr>
+            <w:r>
+              <w:rPr>
+                <w:rFonts w:ascii="Times New Roman" w:hAnsi="Times New Roman" w:eastAsia="Times New Roman" w:cs="Times New Roman"/>
+                <w:sz w:val="24"/>
+              </w:rPr>
+              <w:t>Строка символов Unicode</w:t>
+            </w:r>
+          </w:p>
+        </w:tc>
+        <w:tc>
+          <w:tcPr>
+            <w:tcW w:type="dxa" w:w="1559"/>
+          </w:tcPr>
+          <w:p>
+            <w:pPr>
+              <w:spacing w:before="40" w:after="40"/>
+              <w:jc w:val="left"/>
+            </w:pPr>
+            <w:r>
+              <w:rPr>
+                <w:rFonts w:ascii="Times New Roman" w:hAnsi="Times New Roman" w:eastAsia="Times New Roman" w:cs="Times New Roman"/>
+                <w:sz w:val="24"/>
+              </w:rPr>
+              <w:t>string s = "Привет";</w:t>
+            </w:r>
+          </w:p>
+        </w:tc>
+        <w:tc>
+          <w:tcPr>
+            <w:tcW w:type="dxa" w:w="1559"/>
+          </w:tcPr>
+          <w:p>
+            <w:pPr>
+              <w:spacing w:before="40" w:after="40"/>
+              <w:jc w:val="left"/>
+            </w:pPr>
+            <w:r>
+              <w:rPr>
+                <w:rFonts w:ascii="Times New Roman" w:hAnsi="Times New Roman" w:eastAsia="Times New Roman" w:cs="Times New Roman"/>
+                <w:sz w:val="24"/>
+              </w:rPr>
+              <w:t>Кавычки " "</w:t>
+            </w:r>
+          </w:p>
+        </w:tc>
+      </w:tr>
+    </w:tbl>
+    <w:p>
+      <w:pPr>
+        <w:spacing w:before="0" w:after="0" w:line="259" w:lineRule="auto"/>
+        <w:jc w:val="left"/>
+      </w:pPr>
+    </w:p>
+    <w:p>
+      <w:pPr>
+        <w:spacing w:before="0" w:after="0" w:line="259" w:lineRule="auto"/>
+        <w:jc w:val="center"/>
+      </w:pPr>
+      <w:r>
+        <w:rPr>
+          <w:rFonts w:ascii="Times New Roman" w:hAnsi="Times New Roman" w:eastAsia="Times New Roman" w:cs="Times New Roman"/>
+          <w:b/>
+          <w:i w:val="0"/>
+          <w:sz w:val="28"/>
+        </w:rPr>
+        <w:t>Задание 2. Сравнение float, double, decimal</w:t>
+      </w:r>
+    </w:p>
+    <w:tbl>
+      <w:tblPr>
+        <w:tblW w:type="auto" w:w="0"/>
+        <w:jc w:val="center"/>
+        <w:tblLook w:firstColumn="1" w:firstRow="1" w:lastColumn="0" w:lastRow="0" w:noHBand="0" w:noVBand="1" w:val="04A0"/>
+        <w:tblBorders>
+          <w:top w:val="single" w:sz="4" w:space="0" w:color="000000"/>
+          <w:left w:val="single" w:sz="4" w:space="0" w:color="000000"/>
+          <w:bottom w:val="single" w:sz="4" w:space="0" w:color="000000"/>
+          <w:right w:val="single" w:sz="4" w:space="0" w:color="000000"/>
+          <w:insideH w:val="single" w:sz="4" w:space="0" w:color="000000"/>
+          <w:insideV w:val="single" w:sz="4" w:space="0" w:color="000000"/>
+        </w:tblBorders>
+      </w:tblPr>
+      <w:tblGrid>
+        <w:gridCol w:w="2339"/>
+        <w:gridCol w:w="2339"/>
+        <w:gridCol w:w="2339"/>
+        <w:gridCol w:w="2339"/>
+      </w:tblGrid>
+      <w:tr>
+        <w:tc>
+          <w:tcPr>
+            <w:tcW w:type="dxa" w:w="2339"/>
+          </w:tcPr>
+          <w:p>
+            <w:pPr>
+              <w:spacing w:before="40" w:after="40"/>
+              <w:jc w:val="center"/>
+            </w:pPr>
+            <w:r>
+              <w:rPr>
+                <w:rFonts w:ascii="Times New Roman" w:hAnsi="Times New Roman" w:eastAsia="Times New Roman" w:cs="Times New Roman"/>
+                <w:b/>
+                <w:sz w:val="24"/>
+              </w:rPr>
+              <w:t>Критерий</w:t>
+            </w:r>
+          </w:p>
+        </w:tc>
+        <w:tc>
+          <w:tcPr>
+            <w:tcW w:type="dxa" w:w="2339"/>
+          </w:tcPr>
+          <w:p>
+            <w:pPr>
+              <w:spacing w:before="40" w:after="40"/>
+              <w:jc w:val="center"/>
+            </w:pPr>
+            <w:r>
+              <w:rPr>
+                <w:rFonts w:ascii="Times New Roman" w:hAnsi="Times New Roman" w:eastAsia="Times New Roman" w:cs="Times New Roman"/>
+                <w:b/>
+                <w:sz w:val="24"/>
+              </w:rPr>
+              <w:t>float</w:t>
+            </w:r>
+          </w:p>
+        </w:tc>
+        <w:tc>
+          <w:tcPr>
+            <w:tcW w:type="dxa" w:w="2339"/>
+          </w:tcPr>
+          <w:p>
+            <w:pPr>
+              <w:spacing w:before="40" w:after="40"/>
+              <w:jc w:val="center"/>
+            </w:pPr>
+            <w:r>
+              <w:rPr>
+                <w:rFonts w:ascii="Times New Roman" w:hAnsi="Times New Roman" w:eastAsia="Times New Roman" w:cs="Times New Roman"/>
+                <w:b/>
+                <w:sz w:val="24"/>
+              </w:rPr>
+              <w:t>double</w:t>
+            </w:r>
+          </w:p>
+        </w:tc>
+        <w:tc>
+          <w:tcPr>
+            <w:tcW w:type="dxa" w:w="2339"/>
+          </w:tcPr>
+          <w:p>
+            <w:pPr>
+              <w:spacing w:before="40" w:after="40"/>
+              <w:jc w:val="center"/>
+            </w:pPr>
+            <w:r>
+              <w:rPr>
+                <w:rFonts w:ascii="Times New Roman" w:hAnsi="Times New Roman" w:eastAsia="Times New Roman" w:cs="Times New Roman"/>
+                <w:b/>
+                <w:sz w:val="24"/>
+              </w:rPr>
+              <w:t>decimal</w:t>
+            </w:r>
+          </w:p>
+        </w:tc>
+      </w:tr>
+      <w:tr>
+        <w:tc>
+          <w:tcPr>
+            <w:tcW w:type="dxa" w:w="2339"/>
+          </w:tcPr>
+          <w:p>
+            <w:pPr>
+              <w:spacing w:before="40" w:after="40"/>
+              <w:jc w:val="left"/>
+            </w:pPr>
+            <w:r>
+              <w:rPr>
+                <w:rFonts w:ascii="Times New Roman" w:hAnsi="Times New Roman" w:eastAsia="Times New Roman" w:cs="Times New Roman"/>
+                <w:sz w:val="24"/>
+              </w:rPr>
+              <w:t>Размер</w:t>
+            </w:r>
+          </w:p>
+        </w:tc>
+        <w:tc>
+          <w:tcPr>
+            <w:tcW w:type="dxa" w:w="2339"/>
+          </w:tcPr>
+          <w:p>
+            <w:pPr>
+              <w:spacing w:before="40" w:after="40"/>
+              <w:jc w:val="left"/>
+            </w:pPr>
+            <w:r>
+              <w:rPr>
+                <w:rFonts w:ascii="Times New Roman" w:hAnsi="Times New Roman" w:eastAsia="Times New Roman" w:cs="Times New Roman"/>
+                <w:sz w:val="24"/>
+              </w:rPr>
+              <w:t>4 байта (32 бита)</w:t>
+            </w:r>
+          </w:p>
+        </w:tc>
+        <w:tc>
+          <w:tcPr>
+            <w:tcW w:type="dxa" w:w="2339"/>
+          </w:tcPr>
+          <w:p>
+            <w:pPr>
+              <w:spacing w:before="40" w:after="40"/>
+              <w:jc w:val="left"/>
+            </w:pPr>
+            <w:r>
+              <w:rPr>
+                <w:rFonts w:ascii="Times New Roman" w:hAnsi="Times New Roman" w:eastAsia="Times New Roman" w:cs="Times New Roman"/>
+                <w:sz w:val="24"/>
+              </w:rPr>
+              <w:t>8 байт (64 бита)</w:t>
+            </w:r>
+          </w:p>
+        </w:tc>
+        <w:tc>
+          <w:tcPr>
+            <w:tcW w:type="dxa" w:w="2339"/>
+          </w:tcPr>
+          <w:p>
+            <w:pPr>
+              <w:spacing w:before="40" w:after="40"/>
+              <w:jc w:val="left"/>
+            </w:pPr>
+            <w:r>
+              <w:rPr>
+                <w:rFonts w:ascii="Times New Roman" w:hAnsi="Times New Roman" w:eastAsia="Times New Roman" w:cs="Times New Roman"/>
+                <w:sz w:val="24"/>
+              </w:rPr>
+              <w:t>16 байт (128 бит)</w:t>
+            </w:r>
+          </w:p>
+        </w:tc>
+      </w:tr>
+      <w:tr>
+        <w:tc>
+          <w:tcPr>
+            <w:tcW w:type="dxa" w:w="2339"/>
+          </w:tcPr>
+          <w:p>
+            <w:pPr>
+              <w:spacing w:before="40" w:after="40"/>
+              <w:jc w:val="left"/>
+            </w:pPr>
+            <w:r>
+              <w:rPr>
+                <w:rFonts w:ascii="Times New Roman" w:hAnsi="Times New Roman" w:eastAsia="Times New Roman" w:cs="Times New Roman"/>
+                <w:sz w:val="24"/>
+              </w:rPr>
+              <w:t>Точность</w:t>
+            </w:r>
+          </w:p>
+        </w:tc>
+        <w:tc>
+          <w:tcPr>
+            <w:tcW w:type="dxa" w:w="2339"/>
+          </w:tcPr>
+          <w:p>
+            <w:pPr>
+              <w:spacing w:before="40" w:after="40"/>
+              <w:jc w:val="left"/>
+            </w:pPr>
+            <w:r>
+              <w:rPr>
+                <w:rFonts w:ascii="Times New Roman" w:hAnsi="Times New Roman" w:eastAsia="Times New Roman" w:cs="Times New Roman"/>
+                <w:sz w:val="24"/>
+              </w:rPr>
+              <w:t>6-9 знаков</w:t>
+            </w:r>
+          </w:p>
+        </w:tc>
+        <w:tc>
+          <w:tcPr>
+            <w:tcW w:type="dxa" w:w="2339"/>
+          </w:tcPr>
+          <w:p>
+            <w:pPr>
+              <w:spacing w:before="40" w:after="40"/>
+              <w:jc w:val="left"/>
+            </w:pPr>
+            <w:r>
+              <w:rPr>
+                <w:rFonts w:ascii="Times New Roman" w:hAnsi="Times New Roman" w:eastAsia="Times New Roman" w:cs="Times New Roman"/>
+                <w:sz w:val="24"/>
+              </w:rPr>
+              <w:t>15-17 знаков</w:t>
+            </w:r>
+          </w:p>
+        </w:tc>
+        <w:tc>
+          <w:tcPr>
+            <w:tcW w:type="dxa" w:w="2339"/>
+          </w:tcPr>
+          <w:p>
+            <w:pPr>
+              <w:spacing w:before="40" w:after="40"/>
+              <w:jc w:val="left"/>
+            </w:pPr>
+            <w:r>
+              <w:rPr>
+                <w:rFonts w:ascii="Times New Roman" w:hAnsi="Times New Roman" w:eastAsia="Times New Roman" w:cs="Times New Roman"/>
+                <w:sz w:val="24"/>
+              </w:rPr>
+              <w:t>28-29 знаков</w:t>
+            </w:r>
+          </w:p>
+        </w:tc>
+      </w:tr>
+      <w:tr>
+        <w:tc>
+          <w:tcPr>
+            <w:tcW w:type="dxa" w:w="2339"/>
+          </w:tcPr>
+          <w:p>
+            <w:pPr>
+              <w:spacing w:before="40" w:after="40"/>
+              <w:jc w:val="left"/>
+            </w:pPr>
+            <w:r>
+              <w:rPr>
+                <w:rFonts w:ascii="Times New Roman" w:hAnsi="Times New Roman" w:eastAsia="Times New Roman" w:cs="Times New Roman"/>
+                <w:sz w:val="24"/>
+              </w:rPr>
+              <w:t>Диапазон</w:t>
+            </w:r>
+          </w:p>
+        </w:tc>
+        <w:tc>
+          <w:tcPr>
+            <w:tcW w:type="dxa" w:w="2339"/>
+          </w:tcPr>
+          <w:p>
+            <w:pPr>
+              <w:spacing w:before="40" w:after="40"/>
+              <w:jc w:val="left"/>
+            </w:pPr>
+            <w:r>
+              <w:rPr>
+                <w:rFonts w:ascii="Times New Roman" w:hAnsi="Times New Roman" w:eastAsia="Times New Roman" w:cs="Times New Roman"/>
+                <w:sz w:val="24"/>
+              </w:rPr>
+              <w:t>±1,5*10^-45 ... ±3,4*10^38</w:t>
+            </w:r>
+          </w:p>
+        </w:tc>
+        <w:tc>
+          <w:tcPr>
+            <w:tcW w:type="dxa" w:w="2339"/>
+          </w:tcPr>
+          <w:p>
+            <w:pPr>
+              <w:spacing w:before="40" w:after="40"/>
+              <w:jc w:val="left"/>
+            </w:pPr>
+            <w:r>
+              <w:rPr>
+                <w:rFonts w:ascii="Times New Roman" w:hAnsi="Times New Roman" w:eastAsia="Times New Roman" w:cs="Times New Roman"/>
+                <w:sz w:val="24"/>
+              </w:rPr>
+              <w:t>±5,0*10^-324 ... ±1,7*10^308</w:t>
+            </w:r>
+          </w:p>
+        </w:tc>
+        <w:tc>
+          <w:tcPr>
+            <w:tcW w:type="dxa" w:w="2339"/>
+          </w:tcPr>
+          <w:p>
+            <w:pPr>
+              <w:spacing w:before="40" w:after="40"/>
+              <w:jc w:val="left"/>
+            </w:pPr>
+            <w:r>
+              <w:rPr>
+                <w:rFonts w:ascii="Times New Roman" w:hAnsi="Times New Roman" w:eastAsia="Times New Roman" w:cs="Times New Roman"/>
+                <w:sz w:val="24"/>
+              </w:rPr>
+              <w:t>±1,0*10^-28 ... ±7,9*10^28</w:t>
+            </w:r>
+          </w:p>
+        </w:tc>
+      </w:tr>
+      <w:tr>
+        <w:tc>
+          <w:tcPr>
+            <w:tcW w:type="dxa" w:w="2339"/>
+          </w:tcPr>
+          <w:p>
+            <w:pPr>
+              <w:spacing w:before="40" w:after="40"/>
+              <w:jc w:val="left"/>
+            </w:pPr>
+            <w:r>
+              <w:rPr>
+                <w:rFonts w:ascii="Times New Roman" w:hAnsi="Times New Roman" w:eastAsia="Times New Roman" w:cs="Times New Roman"/>
+                <w:sz w:val="24"/>
+              </w:rPr>
+              <w:t>Суффикс литерала</w:t>
+            </w:r>
+          </w:p>
+        </w:tc>
+        <w:tc>
+          <w:tcPr>
+            <w:tcW w:type="dxa" w:w="2339"/>
+          </w:tcPr>
+          <w:p>
+            <w:pPr>
+              <w:spacing w:before="40" w:after="40"/>
+              <w:jc w:val="left"/>
+            </w:pPr>
+            <w:r>
+              <w:rPr>
+                <w:rFonts w:ascii="Times New Roman" w:hAnsi="Times New Roman" w:eastAsia="Times New Roman" w:cs="Times New Roman"/>
+                <w:sz w:val="24"/>
+              </w:rPr>
+              <w:t>f или F</w:t>
+            </w:r>
+          </w:p>
+        </w:tc>
+        <w:tc>
+          <w:tcPr>
+            <w:tcW w:type="dxa" w:w="2339"/>
+          </w:tcPr>
+          <w:p>
+            <w:pPr>
+              <w:spacing w:before="40" w:after="40"/>
+              <w:jc w:val="left"/>
+            </w:pPr>
+            <w:r>
+              <w:rPr>
+                <w:rFonts w:ascii="Times New Roman" w:hAnsi="Times New Roman" w:eastAsia="Times New Roman" w:cs="Times New Roman"/>
+                <w:sz w:val="24"/>
+              </w:rPr>
+              <w:t>d или D (необязателен)</w:t>
+            </w:r>
+          </w:p>
+        </w:tc>
+        <w:tc>
+          <w:tcPr>
+            <w:tcW w:type="dxa" w:w="2339"/>
+          </w:tcPr>
+          <w:p>
+            <w:pPr>
+              <w:spacing w:before="40" w:after="40"/>
+              <w:jc w:val="left"/>
+            </w:pPr>
+            <w:r>
+              <w:rPr>
+                <w:rFonts w:ascii="Times New Roman" w:hAnsi="Times New Roman" w:eastAsia="Times New Roman" w:cs="Times New Roman"/>
+                <w:sz w:val="24"/>
+              </w:rPr>
+              <w:t>m или M</w:t>
+            </w:r>
+          </w:p>
+        </w:tc>
+      </w:tr>
+      <w:tr>
+        <w:tc>
+          <w:tcPr>
+            <w:tcW w:type="dxa" w:w="2339"/>
+          </w:tcPr>
+          <w:p>
+            <w:pPr>
+              <w:spacing w:before="40" w:after="40"/>
+              <w:jc w:val="left"/>
+            </w:pPr>
+            <w:r>
+              <w:rPr>
+                <w:rFonts w:ascii="Times New Roman" w:hAnsi="Times New Roman" w:eastAsia="Times New Roman" w:cs="Times New Roman"/>
+                <w:sz w:val="24"/>
+              </w:rPr>
+              <w:t>Для чего обычно используется</w:t>
+            </w:r>
+          </w:p>
+        </w:tc>
+        <w:tc>
+          <w:tcPr>
+            <w:tcW w:type="dxa" w:w="2339"/>
+          </w:tcPr>
+          <w:p>
+            <w:pPr>
+              <w:spacing w:before="40" w:after="40"/>
+              <w:jc w:val="left"/>
+            </w:pPr>
+            <w:r>
+              <w:rPr>
+                <w:rFonts w:ascii="Times New Roman" w:hAnsi="Times New Roman" w:eastAsia="Times New Roman" w:cs="Times New Roman"/>
+                <w:sz w:val="24"/>
+              </w:rPr>
+              <w:t>Графика, игры, экономия памяти</w:t>
+            </w:r>
+          </w:p>
+        </w:tc>
+        <w:tc>
+          <w:tcPr>
+            <w:tcW w:type="dxa" w:w="2339"/>
+          </w:tcPr>
+          <w:p>
+            <w:pPr>
+              <w:spacing w:before="40" w:after="40"/>
+              <w:jc w:val="left"/>
+            </w:pPr>
+            <w:r>
+              <w:rPr>
+                <w:rFonts w:ascii="Times New Roman" w:hAnsi="Times New Roman" w:eastAsia="Times New Roman" w:cs="Times New Roman"/>
+                <w:sz w:val="24"/>
+              </w:rPr>
+              <w:t>Обычные математические и физические расчёты</w:t>
+            </w:r>
+          </w:p>
+        </w:tc>
+        <w:tc>
+          <w:tcPr>
+            <w:tcW w:type="dxa" w:w="2339"/>
+          </w:tcPr>
+          <w:p>
+            <w:pPr>
+              <w:spacing w:before="40" w:after="40"/>
+              <w:jc w:val="left"/>
+            </w:pPr>
+            <w:r>
+              <w:rPr>
+                <w:rFonts w:ascii="Times New Roman" w:hAnsi="Times New Roman" w:eastAsia="Times New Roman" w:cs="Times New Roman"/>
+                <w:sz w:val="24"/>
+              </w:rPr>
+              <w:t>Финансовые и денежные расчёты</w:t>
+            </w:r>
+          </w:p>
+        </w:tc>
+      </w:tr>
+      <w:tr>
+        <w:tc>
+          <w:tcPr>
+            <w:tcW w:type="dxa" w:w="2339"/>
+          </w:tcPr>
+          <w:p>
+            <w:pPr>
+              <w:spacing w:before="40" w:after="40"/>
+              <w:jc w:val="left"/>
+            </w:pPr>
+            <w:r>
+              <w:rPr>
+                <w:rFonts w:ascii="Times New Roman" w:hAnsi="Times New Roman" w:eastAsia="Times New Roman" w:cs="Times New Roman"/>
+                <w:sz w:val="24"/>
+              </w:rPr>
+              <w:t>Можно ли использовать для денег</w:t>
+            </w:r>
+          </w:p>
+        </w:tc>
+        <w:tc>
+          <w:tcPr>
+            <w:tcW w:type="dxa" w:w="2339"/>
+          </w:tcPr>
+          <w:p>
+            <w:pPr>
+              <w:spacing w:before="40" w:after="40"/>
+              <w:jc w:val="left"/>
+            </w:pPr>
+            <w:r>
+              <w:rPr>
+                <w:rFonts w:ascii="Times New Roman" w:hAnsi="Times New Roman" w:eastAsia="Times New Roman" w:cs="Times New Roman"/>
+                <w:sz w:val="24"/>
+              </w:rPr>
+              <w:t>Нет</w:t>
+            </w:r>
+          </w:p>
+        </w:tc>
+        <w:tc>
+          <w:tcPr>
+            <w:tcW w:type="dxa" w:w="2339"/>
+          </w:tcPr>
+          <w:p>
+            <w:pPr>
+              <w:spacing w:before="40" w:after="40"/>
+              <w:jc w:val="left"/>
+            </w:pPr>
+            <w:r>
+              <w:rPr>
+                <w:rFonts w:ascii="Times New Roman" w:hAnsi="Times New Roman" w:eastAsia="Times New Roman" w:cs="Times New Roman"/>
+                <w:sz w:val="24"/>
+              </w:rPr>
+              <w:t>Нет</w:t>
+            </w:r>
+          </w:p>
+        </w:tc>
+        <w:tc>
+          <w:tcPr>
+            <w:tcW w:type="dxa" w:w="2339"/>
+          </w:tcPr>
+          <w:p>
+            <w:pPr>
+              <w:spacing w:before="40" w:after="40"/>
+              <w:jc w:val="left"/>
+            </w:pPr>
+            <w:r>
+              <w:rPr>
+                <w:rFonts w:ascii="Times New Roman" w:hAnsi="Times New Roman" w:eastAsia="Times New Roman" w:cs="Times New Roman"/>
+                <w:sz w:val="24"/>
+              </w:rPr>
+              <w:t>Да</w:t>
+            </w:r>
+          </w:p>
+        </w:tc>
+      </w:tr>
+      <w:tr>
+        <w:tc>
+          <w:tcPr>
+            <w:tcW w:type="dxa" w:w="2339"/>
+          </w:tcPr>
+          <w:p>
+            <w:pPr>
+              <w:spacing w:before="40" w:after="40"/>
+              <w:jc w:val="left"/>
+            </w:pPr>
+            <w:r>
+              <w:rPr>
+                <w:rFonts w:ascii="Times New Roman" w:hAnsi="Times New Roman" w:eastAsia="Times New Roman" w:cs="Times New Roman"/>
+                <w:sz w:val="24"/>
+              </w:rPr>
+              <w:t>Пример объявления</w:t>
+            </w:r>
+          </w:p>
+        </w:tc>
+        <w:tc>
+          <w:tcPr>
+            <w:tcW w:type="dxa" w:w="2339"/>
+          </w:tcPr>
+          <w:p>
+            <w:pPr>
+              <w:spacing w:before="40" w:after="40"/>
+              <w:jc w:val="left"/>
+            </w:pPr>
+            <w:r>
+              <w:rPr>
+                <w:rFonts w:ascii="Times New Roman" w:hAnsi="Times New Roman" w:eastAsia="Times New Roman" w:cs="Times New Roman"/>
+                <w:sz w:val="24"/>
+              </w:rPr>
+              <w:t>float a = 1.5f;</w:t>
+            </w:r>
+          </w:p>
+        </w:tc>
+        <w:tc>
+          <w:tcPr>
+            <w:tcW w:type="dxa" w:w="2339"/>
+          </w:tcPr>
+          <w:p>
+            <w:pPr>
+              <w:spacing w:before="40" w:after="40"/>
+              <w:jc w:val="left"/>
+            </w:pPr>
+            <w:r>
+              <w:rPr>
+                <w:rFonts w:ascii="Times New Roman" w:hAnsi="Times New Roman" w:eastAsia="Times New Roman" w:cs="Times New Roman"/>
+                <w:sz w:val="24"/>
+              </w:rPr>
+              <w:t>double b = 1.75;</w:t>
+            </w:r>
+          </w:p>
+        </w:tc>
+        <w:tc>
+          <w:tcPr>
+            <w:tcW w:type="dxa" w:w="2339"/>
+          </w:tcPr>
+          <w:p>
+            <w:pPr>
+              <w:spacing w:before="40" w:after="40"/>
+              <w:jc w:val="left"/>
+            </w:pPr>
+            <w:r>
+              <w:rPr>
+                <w:rFonts w:ascii="Times New Roman" w:hAnsi="Times New Roman" w:eastAsia="Times New Roman" w:cs="Times New Roman"/>
+                <w:sz w:val="24"/>
+              </w:rPr>
+              <w:t>decimal c = 100.50m;</w:t>
+            </w:r>
+          </w:p>
+        </w:tc>
+      </w:tr>
+    </w:tbl>
+    <w:p>
+      <w:pPr>
+        <w:spacing w:before="0" w:after="0" w:line="259" w:lineRule="auto"/>
+        <w:ind w:firstLine="709"/>
+        <w:jc w:val="both"/>
       </w:pPr>
       <w:r>
         <w:rPr>
@@ -297,7 +2630,2185 @@
           <w:i w:val="0"/>
           <w:sz w:val="28"/>
         </w:rPr>
-        <w:t>Задание 1</w:t>
+        <w:t>Письменный ответ: Для финансовых расчётов рекомендуется использовать тип decimal, потому что он хранит числа в десятичной системе и не даёт погрешности округления копеек, в отличие от двоичного типа double (где 0.1 + 0.2 не равно ровно 0.3).</w:t>
+      </w:r>
+    </w:p>
+    <w:p>
+      <w:pPr>
+        <w:spacing w:before="0" w:after="0" w:line="259" w:lineRule="auto"/>
+        <w:jc w:val="left"/>
+      </w:pPr>
+    </w:p>
+    <w:p>
+      <w:pPr>
+        <w:spacing w:before="0" w:after="0" w:line="259" w:lineRule="auto"/>
+        <w:jc w:val="center"/>
+      </w:pPr>
+      <w:r>
+        <w:rPr>
+          <w:rFonts w:ascii="Times New Roman" w:hAnsi="Times New Roman" w:eastAsia="Times New Roman" w:cs="Times New Roman"/>
+          <w:b/>
+          <w:i w:val="0"/>
+          <w:sz w:val="28"/>
+        </w:rPr>
+        <w:t>Задание 3. Преобразования типов</w:t>
+      </w:r>
+    </w:p>
+    <w:tbl>
+      <w:tblPr>
+        <w:tblW w:type="auto" w:w="0"/>
+        <w:jc w:val="center"/>
+        <w:tblLook w:firstColumn="1" w:firstRow="1" w:lastColumn="0" w:lastRow="0" w:noHBand="0" w:noVBand="1" w:val="04A0"/>
+        <w:tblBorders>
+          <w:top w:val="single" w:sz="4" w:space="0" w:color="000000"/>
+          <w:left w:val="single" w:sz="4" w:space="0" w:color="000000"/>
+          <w:bottom w:val="single" w:sz="4" w:space="0" w:color="000000"/>
+          <w:right w:val="single" w:sz="4" w:space="0" w:color="000000"/>
+          <w:insideH w:val="single" w:sz="4" w:space="0" w:color="000000"/>
+          <w:insideV w:val="single" w:sz="4" w:space="0" w:color="000000"/>
+        </w:tblBorders>
+      </w:tblPr>
+      <w:tblGrid>
+        <w:gridCol w:w="1871"/>
+        <w:gridCol w:w="1871"/>
+        <w:gridCol w:w="1871"/>
+        <w:gridCol w:w="1871"/>
+        <w:gridCol w:w="1871"/>
+      </w:tblGrid>
+      <w:tr>
+        <w:tc>
+          <w:tcPr>
+            <w:tcW w:type="dxa" w:w="1871"/>
+          </w:tcPr>
+          <w:p>
+            <w:pPr>
+              <w:spacing w:before="40" w:after="40"/>
+              <w:jc w:val="center"/>
+            </w:pPr>
+            <w:r>
+              <w:rPr>
+                <w:rFonts w:ascii="Times New Roman" w:hAnsi="Times New Roman" w:eastAsia="Times New Roman" w:cs="Times New Roman"/>
+                <w:b/>
+                <w:sz w:val="24"/>
+              </w:rPr>
+              <w:t>№</w:t>
+            </w:r>
+          </w:p>
+        </w:tc>
+        <w:tc>
+          <w:tcPr>
+            <w:tcW w:type="dxa" w:w="1871"/>
+          </w:tcPr>
+          <w:p>
+            <w:pPr>
+              <w:spacing w:before="40" w:after="40"/>
+              <w:jc w:val="center"/>
+            </w:pPr>
+            <w:r>
+              <w:rPr>
+                <w:rFonts w:ascii="Times New Roman" w:hAnsi="Times New Roman" w:eastAsia="Times New Roman" w:cs="Times New Roman"/>
+                <w:b/>
+                <w:sz w:val="24"/>
+              </w:rPr>
+              <w:t>Код</w:t>
+            </w:r>
+          </w:p>
+        </w:tc>
+        <w:tc>
+          <w:tcPr>
+            <w:tcW w:type="dxa" w:w="1871"/>
+          </w:tcPr>
+          <w:p>
+            <w:pPr>
+              <w:spacing w:before="40" w:after="40"/>
+              <w:jc w:val="center"/>
+            </w:pPr>
+            <w:r>
+              <w:rPr>
+                <w:rFonts w:ascii="Times New Roman" w:hAnsi="Times New Roman" w:eastAsia="Times New Roman" w:cs="Times New Roman"/>
+                <w:b/>
+                <w:sz w:val="24"/>
+              </w:rPr>
+              <w:t>Результат</w:t>
+            </w:r>
+          </w:p>
+        </w:tc>
+        <w:tc>
+          <w:tcPr>
+            <w:tcW w:type="dxa" w:w="1871"/>
+          </w:tcPr>
+          <w:p>
+            <w:pPr>
+              <w:spacing w:before="40" w:after="40"/>
+              <w:jc w:val="center"/>
+            </w:pPr>
+            <w:r>
+              <w:rPr>
+                <w:rFonts w:ascii="Times New Roman" w:hAnsi="Times New Roman" w:eastAsia="Times New Roman" w:cs="Times New Roman"/>
+                <w:b/>
+                <w:sz w:val="24"/>
+              </w:rPr>
+              <w:t>Тип результата</w:t>
+            </w:r>
+          </w:p>
+        </w:tc>
+        <w:tc>
+          <w:tcPr>
+            <w:tcW w:type="dxa" w:w="1871"/>
+          </w:tcPr>
+          <w:p>
+            <w:pPr>
+              <w:spacing w:before="40" w:after="40"/>
+              <w:jc w:val="center"/>
+            </w:pPr>
+            <w:r>
+              <w:rPr>
+                <w:rFonts w:ascii="Times New Roman" w:hAnsi="Times New Roman" w:eastAsia="Times New Roman" w:cs="Times New Roman"/>
+                <w:b/>
+                <w:sz w:val="24"/>
+              </w:rPr>
+              <w:t>Пояснение</w:t>
+            </w:r>
+          </w:p>
+        </w:tc>
+      </w:tr>
+      <w:tr>
+        <w:tc>
+          <w:tcPr>
+            <w:tcW w:type="dxa" w:w="1871"/>
+          </w:tcPr>
+          <w:p>
+            <w:pPr>
+              <w:spacing w:before="40" w:after="40"/>
+              <w:jc w:val="left"/>
+            </w:pPr>
+            <w:r>
+              <w:rPr>
+                <w:rFonts w:ascii="Times New Roman" w:hAnsi="Times New Roman" w:eastAsia="Times New Roman" w:cs="Times New Roman"/>
+                <w:sz w:val="24"/>
+              </w:rPr>
+              <w:t>1</w:t>
+            </w:r>
+          </w:p>
+        </w:tc>
+        <w:tc>
+          <w:tcPr>
+            <w:tcW w:type="dxa" w:w="1871"/>
+          </w:tcPr>
+          <w:p>
+            <w:pPr>
+              <w:spacing w:before="40" w:after="40"/>
+              <w:jc w:val="left"/>
+            </w:pPr>
+            <w:r>
+              <w:rPr>
+                <w:rFonts w:ascii="Times New Roman" w:hAnsi="Times New Roman" w:eastAsia="Times New Roman" w:cs="Times New Roman"/>
+                <w:sz w:val="24"/>
+              </w:rPr>
+              <w:t>int a = 5; double b = a;</w:t>
+            </w:r>
+          </w:p>
+        </w:tc>
+        <w:tc>
+          <w:tcPr>
+            <w:tcW w:type="dxa" w:w="1871"/>
+          </w:tcPr>
+          <w:p>
+            <w:pPr>
+              <w:spacing w:before="40" w:after="40"/>
+              <w:jc w:val="left"/>
+            </w:pPr>
+            <w:r>
+              <w:rPr>
+                <w:rFonts w:ascii="Times New Roman" w:hAnsi="Times New Roman" w:eastAsia="Times New Roman" w:cs="Times New Roman"/>
+                <w:sz w:val="24"/>
+              </w:rPr>
+              <w:t>5</w:t>
+            </w:r>
+          </w:p>
+        </w:tc>
+        <w:tc>
+          <w:tcPr>
+            <w:tcW w:type="dxa" w:w="1871"/>
+          </w:tcPr>
+          <w:p>
+            <w:pPr>
+              <w:spacing w:before="40" w:after="40"/>
+              <w:jc w:val="left"/>
+            </w:pPr>
+            <w:r>
+              <w:rPr>
+                <w:rFonts w:ascii="Times New Roman" w:hAnsi="Times New Roman" w:eastAsia="Times New Roman" w:cs="Times New Roman"/>
+                <w:sz w:val="24"/>
+              </w:rPr>
+              <w:t>double</w:t>
+            </w:r>
+          </w:p>
+        </w:tc>
+        <w:tc>
+          <w:tcPr>
+            <w:tcW w:type="dxa" w:w="1871"/>
+          </w:tcPr>
+          <w:p>
+            <w:pPr>
+              <w:spacing w:before="40" w:after="40"/>
+              <w:jc w:val="left"/>
+            </w:pPr>
+            <w:r>
+              <w:rPr>
+                <w:rFonts w:ascii="Times New Roman" w:hAnsi="Times New Roman" w:eastAsia="Times New Roman" w:cs="Times New Roman"/>
+                <w:sz w:val="24"/>
+              </w:rPr>
+              <w:t>Неявное преобразование из int в double без потери данных.</w:t>
+            </w:r>
+          </w:p>
+        </w:tc>
+      </w:tr>
+      <w:tr>
+        <w:tc>
+          <w:tcPr>
+            <w:tcW w:type="dxa" w:w="1871"/>
+          </w:tcPr>
+          <w:p>
+            <w:pPr>
+              <w:spacing w:before="40" w:after="40"/>
+              <w:jc w:val="left"/>
+            </w:pPr>
+            <w:r>
+              <w:rPr>
+                <w:rFonts w:ascii="Times New Roman" w:hAnsi="Times New Roman" w:eastAsia="Times New Roman" w:cs="Times New Roman"/>
+                <w:sz w:val="24"/>
+              </w:rPr>
+              <w:t>2</w:t>
+            </w:r>
+          </w:p>
+        </w:tc>
+        <w:tc>
+          <w:tcPr>
+            <w:tcW w:type="dxa" w:w="1871"/>
+          </w:tcPr>
+          <w:p>
+            <w:pPr>
+              <w:spacing w:before="40" w:after="40"/>
+              <w:jc w:val="left"/>
+            </w:pPr>
+            <w:r>
+              <w:rPr>
+                <w:rFonts w:ascii="Times New Roman" w:hAnsi="Times New Roman" w:eastAsia="Times New Roman" w:cs="Times New Roman"/>
+                <w:sz w:val="24"/>
+              </w:rPr>
+              <w:t>double d = 5.9; int i = (int)d;</w:t>
+            </w:r>
+          </w:p>
+        </w:tc>
+        <w:tc>
+          <w:tcPr>
+            <w:tcW w:type="dxa" w:w="1871"/>
+          </w:tcPr>
+          <w:p>
+            <w:pPr>
+              <w:spacing w:before="40" w:after="40"/>
+              <w:jc w:val="left"/>
+            </w:pPr>
+            <w:r>
+              <w:rPr>
+                <w:rFonts w:ascii="Times New Roman" w:hAnsi="Times New Roman" w:eastAsia="Times New Roman" w:cs="Times New Roman"/>
+                <w:sz w:val="24"/>
+              </w:rPr>
+              <w:t>5</w:t>
+            </w:r>
+          </w:p>
+        </w:tc>
+        <w:tc>
+          <w:tcPr>
+            <w:tcW w:type="dxa" w:w="1871"/>
+          </w:tcPr>
+          <w:p>
+            <w:pPr>
+              <w:spacing w:before="40" w:after="40"/>
+              <w:jc w:val="left"/>
+            </w:pPr>
+            <w:r>
+              <w:rPr>
+                <w:rFonts w:ascii="Times New Roman" w:hAnsi="Times New Roman" w:eastAsia="Times New Roman" w:cs="Times New Roman"/>
+                <w:sz w:val="24"/>
+              </w:rPr>
+              <w:t>int</w:t>
+            </w:r>
+          </w:p>
+        </w:tc>
+        <w:tc>
+          <w:tcPr>
+            <w:tcW w:type="dxa" w:w="1871"/>
+          </w:tcPr>
+          <w:p>
+            <w:pPr>
+              <w:spacing w:before="40" w:after="40"/>
+              <w:jc w:val="left"/>
+            </w:pPr>
+            <w:r>
+              <w:rPr>
+                <w:rFonts w:ascii="Times New Roman" w:hAnsi="Times New Roman" w:eastAsia="Times New Roman" w:cs="Times New Roman"/>
+                <w:sz w:val="24"/>
+              </w:rPr>
+              <w:t>Явное приведение типа, дробная часть отбрасывается.</w:t>
+            </w:r>
+          </w:p>
+        </w:tc>
+      </w:tr>
+      <w:tr>
+        <w:tc>
+          <w:tcPr>
+            <w:tcW w:type="dxa" w:w="1871"/>
+          </w:tcPr>
+          <w:p>
+            <w:pPr>
+              <w:spacing w:before="40" w:after="40"/>
+              <w:jc w:val="left"/>
+            </w:pPr>
+            <w:r>
+              <w:rPr>
+                <w:rFonts w:ascii="Times New Roman" w:hAnsi="Times New Roman" w:eastAsia="Times New Roman" w:cs="Times New Roman"/>
+                <w:sz w:val="24"/>
+              </w:rPr>
+              <w:t>3</w:t>
+            </w:r>
+          </w:p>
+        </w:tc>
+        <w:tc>
+          <w:tcPr>
+            <w:tcW w:type="dxa" w:w="1871"/>
+          </w:tcPr>
+          <w:p>
+            <w:pPr>
+              <w:spacing w:before="40" w:after="40"/>
+              <w:jc w:val="left"/>
+            </w:pPr>
+            <w:r>
+              <w:rPr>
+                <w:rFonts w:ascii="Times New Roman" w:hAnsi="Times New Roman" w:eastAsia="Times New Roman" w:cs="Times New Roman"/>
+                <w:sz w:val="24"/>
+              </w:rPr>
+              <w:t>string s = "42"; int n = int.Parse(s);</w:t>
+            </w:r>
+          </w:p>
+        </w:tc>
+        <w:tc>
+          <w:tcPr>
+            <w:tcW w:type="dxa" w:w="1871"/>
+          </w:tcPr>
+          <w:p>
+            <w:pPr>
+              <w:spacing w:before="40" w:after="40"/>
+              <w:jc w:val="left"/>
+            </w:pPr>
+            <w:r>
+              <w:rPr>
+                <w:rFonts w:ascii="Times New Roman" w:hAnsi="Times New Roman" w:eastAsia="Times New Roman" w:cs="Times New Roman"/>
+                <w:sz w:val="24"/>
+              </w:rPr>
+              <w:t>42</w:t>
+            </w:r>
+          </w:p>
+        </w:tc>
+        <w:tc>
+          <w:tcPr>
+            <w:tcW w:type="dxa" w:w="1871"/>
+          </w:tcPr>
+          <w:p>
+            <w:pPr>
+              <w:spacing w:before="40" w:after="40"/>
+              <w:jc w:val="left"/>
+            </w:pPr>
+            <w:r>
+              <w:rPr>
+                <w:rFonts w:ascii="Times New Roman" w:hAnsi="Times New Roman" w:eastAsia="Times New Roman" w:cs="Times New Roman"/>
+                <w:sz w:val="24"/>
+              </w:rPr>
+              <w:t>int</w:t>
+            </w:r>
+          </w:p>
+        </w:tc>
+        <w:tc>
+          <w:tcPr>
+            <w:tcW w:type="dxa" w:w="1871"/>
+          </w:tcPr>
+          <w:p>
+            <w:pPr>
+              <w:spacing w:before="40" w:after="40"/>
+              <w:jc w:val="left"/>
+            </w:pPr>
+            <w:r>
+              <w:rPr>
+                <w:rFonts w:ascii="Times New Roman" w:hAnsi="Times New Roman" w:eastAsia="Times New Roman" w:cs="Times New Roman"/>
+                <w:sz w:val="24"/>
+              </w:rPr>
+              <w:t>Перевод строки "42" в целое число.</w:t>
+            </w:r>
+          </w:p>
+        </w:tc>
+      </w:tr>
+      <w:tr>
+        <w:tc>
+          <w:tcPr>
+            <w:tcW w:type="dxa" w:w="1871"/>
+          </w:tcPr>
+          <w:p>
+            <w:pPr>
+              <w:spacing w:before="40" w:after="40"/>
+              <w:jc w:val="left"/>
+            </w:pPr>
+            <w:r>
+              <w:rPr>
+                <w:rFonts w:ascii="Times New Roman" w:hAnsi="Times New Roman" w:eastAsia="Times New Roman" w:cs="Times New Roman"/>
+                <w:sz w:val="24"/>
+              </w:rPr>
+              <w:t>4</w:t>
+            </w:r>
+          </w:p>
+        </w:tc>
+        <w:tc>
+          <w:tcPr>
+            <w:tcW w:type="dxa" w:w="1871"/>
+          </w:tcPr>
+          <w:p>
+            <w:pPr>
+              <w:spacing w:before="40" w:after="40"/>
+              <w:jc w:val="left"/>
+            </w:pPr>
+            <w:r>
+              <w:rPr>
+                <w:rFonts w:ascii="Times New Roman" w:hAnsi="Times New Roman" w:eastAsia="Times New Roman" w:cs="Times New Roman"/>
+                <w:sz w:val="24"/>
+              </w:rPr>
+              <w:t>string s = "42.5"; bool ok = int.TryParse(s, out int n);</w:t>
+            </w:r>
+          </w:p>
+        </w:tc>
+        <w:tc>
+          <w:tcPr>
+            <w:tcW w:type="dxa" w:w="1871"/>
+          </w:tcPr>
+          <w:p>
+            <w:pPr>
+              <w:spacing w:before="40" w:after="40"/>
+              <w:jc w:val="left"/>
+            </w:pPr>
+            <w:r>
+              <w:rPr>
+                <w:rFonts w:ascii="Times New Roman" w:hAnsi="Times New Roman" w:eastAsia="Times New Roman" w:cs="Times New Roman"/>
+                <w:sz w:val="24"/>
+              </w:rPr>
+              <w:t>ok = false, n = 0</w:t>
+            </w:r>
+          </w:p>
+        </w:tc>
+        <w:tc>
+          <w:tcPr>
+            <w:tcW w:type="dxa" w:w="1871"/>
+          </w:tcPr>
+          <w:p>
+            <w:pPr>
+              <w:spacing w:before="40" w:after="40"/>
+              <w:jc w:val="left"/>
+            </w:pPr>
+            <w:r>
+              <w:rPr>
+                <w:rFonts w:ascii="Times New Roman" w:hAnsi="Times New Roman" w:eastAsia="Times New Roman" w:cs="Times New Roman"/>
+                <w:sz w:val="24"/>
+              </w:rPr>
+              <w:t>bool / int</w:t>
+            </w:r>
+          </w:p>
+        </w:tc>
+        <w:tc>
+          <w:tcPr>
+            <w:tcW w:type="dxa" w:w="1871"/>
+          </w:tcPr>
+          <w:p>
+            <w:pPr>
+              <w:spacing w:before="40" w:after="40"/>
+              <w:jc w:val="left"/>
+            </w:pPr>
+            <w:r>
+              <w:rPr>
+                <w:rFonts w:ascii="Times New Roman" w:hAnsi="Times New Roman" w:eastAsia="Times New Roman" w:cs="Times New Roman"/>
+                <w:sz w:val="24"/>
+              </w:rPr>
+              <w:t>Строка с точкой не переводится в int, TryParse возвращает false.</w:t>
+            </w:r>
+          </w:p>
+        </w:tc>
+      </w:tr>
+      <w:tr>
+        <w:tc>
+          <w:tcPr>
+            <w:tcW w:type="dxa" w:w="1871"/>
+          </w:tcPr>
+          <w:p>
+            <w:pPr>
+              <w:spacing w:before="40" w:after="40"/>
+              <w:jc w:val="left"/>
+            </w:pPr>
+            <w:r>
+              <w:rPr>
+                <w:rFonts w:ascii="Times New Roman" w:hAnsi="Times New Roman" w:eastAsia="Times New Roman" w:cs="Times New Roman"/>
+                <w:sz w:val="24"/>
+              </w:rPr>
+              <w:t>5</w:t>
+            </w:r>
+          </w:p>
+        </w:tc>
+        <w:tc>
+          <w:tcPr>
+            <w:tcW w:type="dxa" w:w="1871"/>
+          </w:tcPr>
+          <w:p>
+            <w:pPr>
+              <w:spacing w:before="40" w:after="40"/>
+              <w:jc w:val="left"/>
+            </w:pPr>
+            <w:r>
+              <w:rPr>
+                <w:rFonts w:ascii="Times New Roman" w:hAnsi="Times New Roman" w:eastAsia="Times New Roman" w:cs="Times New Roman"/>
+                <w:sz w:val="24"/>
+              </w:rPr>
+              <w:t>int n = Convert.ToInt32("123");</w:t>
+            </w:r>
+          </w:p>
+        </w:tc>
+        <w:tc>
+          <w:tcPr>
+            <w:tcW w:type="dxa" w:w="1871"/>
+          </w:tcPr>
+          <w:p>
+            <w:pPr>
+              <w:spacing w:before="40" w:after="40"/>
+              <w:jc w:val="left"/>
+            </w:pPr>
+            <w:r>
+              <w:rPr>
+                <w:rFonts w:ascii="Times New Roman" w:hAnsi="Times New Roman" w:eastAsia="Times New Roman" w:cs="Times New Roman"/>
+                <w:sz w:val="24"/>
+              </w:rPr>
+              <w:t>123</w:t>
+            </w:r>
+          </w:p>
+        </w:tc>
+        <w:tc>
+          <w:tcPr>
+            <w:tcW w:type="dxa" w:w="1871"/>
+          </w:tcPr>
+          <w:p>
+            <w:pPr>
+              <w:spacing w:before="40" w:after="40"/>
+              <w:jc w:val="left"/>
+            </w:pPr>
+            <w:r>
+              <w:rPr>
+                <w:rFonts w:ascii="Times New Roman" w:hAnsi="Times New Roman" w:eastAsia="Times New Roman" w:cs="Times New Roman"/>
+                <w:sz w:val="24"/>
+              </w:rPr>
+              <w:t>int</w:t>
+            </w:r>
+          </w:p>
+        </w:tc>
+        <w:tc>
+          <w:tcPr>
+            <w:tcW w:type="dxa" w:w="1871"/>
+          </w:tcPr>
+          <w:p>
+            <w:pPr>
+              <w:spacing w:before="40" w:after="40"/>
+              <w:jc w:val="left"/>
+            </w:pPr>
+            <w:r>
+              <w:rPr>
+                <w:rFonts w:ascii="Times New Roman" w:hAnsi="Times New Roman" w:eastAsia="Times New Roman" w:cs="Times New Roman"/>
+                <w:sz w:val="24"/>
+              </w:rPr>
+              <w:t>Преобразование строки "123" в int через Convert.</w:t>
+            </w:r>
+          </w:p>
+        </w:tc>
+      </w:tr>
+      <w:tr>
+        <w:tc>
+          <w:tcPr>
+            <w:tcW w:type="dxa" w:w="1871"/>
+          </w:tcPr>
+          <w:p>
+            <w:pPr>
+              <w:spacing w:before="40" w:after="40"/>
+              <w:jc w:val="left"/>
+            </w:pPr>
+            <w:r>
+              <w:rPr>
+                <w:rFonts w:ascii="Times New Roman" w:hAnsi="Times New Roman" w:eastAsia="Times New Roman" w:cs="Times New Roman"/>
+                <w:sz w:val="24"/>
+              </w:rPr>
+              <w:t>6</w:t>
+            </w:r>
+          </w:p>
+        </w:tc>
+        <w:tc>
+          <w:tcPr>
+            <w:tcW w:type="dxa" w:w="1871"/>
+          </w:tcPr>
+          <w:p>
+            <w:pPr>
+              <w:spacing w:before="40" w:after="40"/>
+              <w:jc w:val="left"/>
+            </w:pPr>
+            <w:r>
+              <w:rPr>
+                <w:rFonts w:ascii="Times New Roman" w:hAnsi="Times New Roman" w:eastAsia="Times New Roman" w:cs="Times New Roman"/>
+                <w:sz w:val="24"/>
+              </w:rPr>
+              <w:t>char c = 'A'; int code = c;</w:t>
+            </w:r>
+          </w:p>
+        </w:tc>
+        <w:tc>
+          <w:tcPr>
+            <w:tcW w:type="dxa" w:w="1871"/>
+          </w:tcPr>
+          <w:p>
+            <w:pPr>
+              <w:spacing w:before="40" w:after="40"/>
+              <w:jc w:val="left"/>
+            </w:pPr>
+            <w:r>
+              <w:rPr>
+                <w:rFonts w:ascii="Times New Roman" w:hAnsi="Times New Roman" w:eastAsia="Times New Roman" w:cs="Times New Roman"/>
+                <w:sz w:val="24"/>
+              </w:rPr>
+              <w:t>65</w:t>
+            </w:r>
+          </w:p>
+        </w:tc>
+        <w:tc>
+          <w:tcPr>
+            <w:tcW w:type="dxa" w:w="1871"/>
+          </w:tcPr>
+          <w:p>
+            <w:pPr>
+              <w:spacing w:before="40" w:after="40"/>
+              <w:jc w:val="left"/>
+            </w:pPr>
+            <w:r>
+              <w:rPr>
+                <w:rFonts w:ascii="Times New Roman" w:hAnsi="Times New Roman" w:eastAsia="Times New Roman" w:cs="Times New Roman"/>
+                <w:sz w:val="24"/>
+              </w:rPr>
+              <w:t>int</w:t>
+            </w:r>
+          </w:p>
+        </w:tc>
+        <w:tc>
+          <w:tcPr>
+            <w:tcW w:type="dxa" w:w="1871"/>
+          </w:tcPr>
+          <w:p>
+            <w:pPr>
+              <w:spacing w:before="40" w:after="40"/>
+              <w:jc w:val="left"/>
+            </w:pPr>
+            <w:r>
+              <w:rPr>
+                <w:rFonts w:ascii="Times New Roman" w:hAnsi="Times New Roman" w:eastAsia="Times New Roman" w:cs="Times New Roman"/>
+                <w:sz w:val="24"/>
+              </w:rPr>
+              <w:t>Неявное получение числового кода символа 'A' в таблице ASCII.</w:t>
+            </w:r>
+          </w:p>
+        </w:tc>
+      </w:tr>
+      <w:tr>
+        <w:tc>
+          <w:tcPr>
+            <w:tcW w:type="dxa" w:w="1871"/>
+          </w:tcPr>
+          <w:p>
+            <w:pPr>
+              <w:spacing w:before="40" w:after="40"/>
+              <w:jc w:val="left"/>
+            </w:pPr>
+            <w:r>
+              <w:rPr>
+                <w:rFonts w:ascii="Times New Roman" w:hAnsi="Times New Roman" w:eastAsia="Times New Roman" w:cs="Times New Roman"/>
+                <w:sz w:val="24"/>
+              </w:rPr>
+              <w:t>7</w:t>
+            </w:r>
+          </w:p>
+        </w:tc>
+        <w:tc>
+          <w:tcPr>
+            <w:tcW w:type="dxa" w:w="1871"/>
+          </w:tcPr>
+          <w:p>
+            <w:pPr>
+              <w:spacing w:before="40" w:after="40"/>
+              <w:jc w:val="left"/>
+            </w:pPr>
+            <w:r>
+              <w:rPr>
+                <w:rFonts w:ascii="Times New Roman" w:hAnsi="Times New Roman" w:eastAsia="Times New Roman" w:cs="Times New Roman"/>
+                <w:sz w:val="24"/>
+              </w:rPr>
+              <w:t>int x = 300; byte y = (byte)x;</w:t>
+            </w:r>
+          </w:p>
+        </w:tc>
+        <w:tc>
+          <w:tcPr>
+            <w:tcW w:type="dxa" w:w="1871"/>
+          </w:tcPr>
+          <w:p>
+            <w:pPr>
+              <w:spacing w:before="40" w:after="40"/>
+              <w:jc w:val="left"/>
+            </w:pPr>
+            <w:r>
+              <w:rPr>
+                <w:rFonts w:ascii="Times New Roman" w:hAnsi="Times New Roman" w:eastAsia="Times New Roman" w:cs="Times New Roman"/>
+                <w:sz w:val="24"/>
+              </w:rPr>
+              <w:t>44</w:t>
+            </w:r>
+          </w:p>
+        </w:tc>
+        <w:tc>
+          <w:tcPr>
+            <w:tcW w:type="dxa" w:w="1871"/>
+          </w:tcPr>
+          <w:p>
+            <w:pPr>
+              <w:spacing w:before="40" w:after="40"/>
+              <w:jc w:val="left"/>
+            </w:pPr>
+            <w:r>
+              <w:rPr>
+                <w:rFonts w:ascii="Times New Roman" w:hAnsi="Times New Roman" w:eastAsia="Times New Roman" w:cs="Times New Roman"/>
+                <w:sz w:val="24"/>
+              </w:rPr>
+              <w:t>byte</w:t>
+            </w:r>
+          </w:p>
+        </w:tc>
+        <w:tc>
+          <w:tcPr>
+            <w:tcW w:type="dxa" w:w="1871"/>
+          </w:tcPr>
+          <w:p>
+            <w:pPr>
+              <w:spacing w:before="40" w:after="40"/>
+              <w:jc w:val="left"/>
+            </w:pPr>
+            <w:r>
+              <w:rPr>
+                <w:rFonts w:ascii="Times New Roman" w:hAnsi="Times New Roman" w:eastAsia="Times New Roman" w:cs="Times New Roman"/>
+                <w:sz w:val="24"/>
+              </w:rPr>
+              <w:t>Переполнение byte (300 - 256 = 44).</w:t>
+            </w:r>
+          </w:p>
+        </w:tc>
+      </w:tr>
+      <w:tr>
+        <w:tc>
+          <w:tcPr>
+            <w:tcW w:type="dxa" w:w="1871"/>
+          </w:tcPr>
+          <w:p>
+            <w:pPr>
+              <w:spacing w:before="40" w:after="40"/>
+              <w:jc w:val="left"/>
+            </w:pPr>
+            <w:r>
+              <w:rPr>
+                <w:rFonts w:ascii="Times New Roman" w:hAnsi="Times New Roman" w:eastAsia="Times New Roman" w:cs="Times New Roman"/>
+                <w:sz w:val="24"/>
+              </w:rPr>
+              <w:t>8</w:t>
+            </w:r>
+          </w:p>
+        </w:tc>
+        <w:tc>
+          <w:tcPr>
+            <w:tcW w:type="dxa" w:w="1871"/>
+          </w:tcPr>
+          <w:p>
+            <w:pPr>
+              <w:spacing w:before="40" w:after="40"/>
+              <w:jc w:val="left"/>
+            </w:pPr>
+            <w:r>
+              <w:rPr>
+                <w:rFonts w:ascii="Times New Roman" w:hAnsi="Times New Roman" w:eastAsia="Times New Roman" w:cs="Times New Roman"/>
+                <w:sz w:val="24"/>
+              </w:rPr>
+              <w:t>decimal m = 10.5m; double d = (double)m;</w:t>
+            </w:r>
+          </w:p>
+        </w:tc>
+        <w:tc>
+          <w:tcPr>
+            <w:tcW w:type="dxa" w:w="1871"/>
+          </w:tcPr>
+          <w:p>
+            <w:pPr>
+              <w:spacing w:before="40" w:after="40"/>
+              <w:jc w:val="left"/>
+            </w:pPr>
+            <w:r>
+              <w:rPr>
+                <w:rFonts w:ascii="Times New Roman" w:hAnsi="Times New Roman" w:eastAsia="Times New Roman" w:cs="Times New Roman"/>
+                <w:sz w:val="24"/>
+              </w:rPr>
+              <w:t>10.5</w:t>
+            </w:r>
+          </w:p>
+        </w:tc>
+        <w:tc>
+          <w:tcPr>
+            <w:tcW w:type="dxa" w:w="1871"/>
+          </w:tcPr>
+          <w:p>
+            <w:pPr>
+              <w:spacing w:before="40" w:after="40"/>
+              <w:jc w:val="left"/>
+            </w:pPr>
+            <w:r>
+              <w:rPr>
+                <w:rFonts w:ascii="Times New Roman" w:hAnsi="Times New Roman" w:eastAsia="Times New Roman" w:cs="Times New Roman"/>
+                <w:sz w:val="24"/>
+              </w:rPr>
+              <w:t>double</w:t>
+            </w:r>
+          </w:p>
+        </w:tc>
+        <w:tc>
+          <w:tcPr>
+            <w:tcW w:type="dxa" w:w="1871"/>
+          </w:tcPr>
+          <w:p>
+            <w:pPr>
+              <w:spacing w:before="40" w:after="40"/>
+              <w:jc w:val="left"/>
+            </w:pPr>
+            <w:r>
+              <w:rPr>
+                <w:rFonts w:ascii="Times New Roman" w:hAnsi="Times New Roman" w:eastAsia="Times New Roman" w:cs="Times New Roman"/>
+                <w:sz w:val="24"/>
+              </w:rPr>
+              <w:t>Явное преобразование из decimal в double.</w:t>
+            </w:r>
+          </w:p>
+        </w:tc>
+      </w:tr>
+    </w:tbl>
+    <w:p>
+      <w:pPr>
+        <w:spacing w:before="0" w:after="0" w:line="259" w:lineRule="auto"/>
+        <w:jc w:val="left"/>
+      </w:pPr>
+    </w:p>
+    <w:p>
+      <w:pPr>
+        <w:spacing w:before="0" w:after="0" w:line="259" w:lineRule="auto"/>
+        <w:jc w:val="center"/>
+      </w:pPr>
+      <w:r>
+        <w:rPr>
+          <w:rFonts w:ascii="Times New Roman" w:hAnsi="Times New Roman" w:eastAsia="Times New Roman" w:cs="Times New Roman"/>
+          <w:b/>
+          <w:i w:val="0"/>
+          <w:sz w:val="28"/>
+        </w:rPr>
+        <w:t>Задание 4. Таблица операторов</w:t>
+      </w:r>
+    </w:p>
+    <w:tbl>
+      <w:tblPr>
+        <w:tblW w:type="auto" w:w="0"/>
+        <w:jc w:val="center"/>
+        <w:tblLook w:firstColumn="1" w:firstRow="1" w:lastColumn="0" w:lastRow="0" w:noHBand="0" w:noVBand="1" w:val="04A0"/>
+        <w:tblBorders>
+          <w:top w:val="single" w:sz="4" w:space="0" w:color="000000"/>
+          <w:left w:val="single" w:sz="4" w:space="0" w:color="000000"/>
+          <w:bottom w:val="single" w:sz="4" w:space="0" w:color="000000"/>
+          <w:right w:val="single" w:sz="4" w:space="0" w:color="000000"/>
+          <w:insideH w:val="single" w:sz="4" w:space="0" w:color="000000"/>
+          <w:insideV w:val="single" w:sz="4" w:space="0" w:color="000000"/>
+        </w:tblBorders>
+      </w:tblPr>
+      <w:tblGrid>
+        <w:gridCol w:w="1871"/>
+        <w:gridCol w:w="1871"/>
+        <w:gridCol w:w="1871"/>
+        <w:gridCol w:w="1871"/>
+        <w:gridCol w:w="1871"/>
+      </w:tblGrid>
+      <w:tr>
+        <w:tc>
+          <w:tcPr>
+            <w:tcW w:type="dxa" w:w="1871"/>
+          </w:tcPr>
+          <w:p>
+            <w:pPr>
+              <w:spacing w:before="40" w:after="40"/>
+              <w:jc w:val="center"/>
+            </w:pPr>
+            <w:r>
+              <w:rPr>
+                <w:rFonts w:ascii="Times New Roman" w:hAnsi="Times New Roman" w:eastAsia="Times New Roman" w:cs="Times New Roman"/>
+                <w:b/>
+                <w:sz w:val="24"/>
+              </w:rPr>
+              <w:t>Категория операторов</w:t>
+            </w:r>
+          </w:p>
+        </w:tc>
+        <w:tc>
+          <w:tcPr>
+            <w:tcW w:type="dxa" w:w="1871"/>
+          </w:tcPr>
+          <w:p>
+            <w:pPr>
+              <w:spacing w:before="40" w:after="40"/>
+              <w:jc w:val="center"/>
+            </w:pPr>
+            <w:r>
+              <w:rPr>
+                <w:rFonts w:ascii="Times New Roman" w:hAnsi="Times New Roman" w:eastAsia="Times New Roman" w:cs="Times New Roman"/>
+                <w:b/>
+                <w:sz w:val="24"/>
+              </w:rPr>
+              <w:t>Операторы</w:t>
+            </w:r>
+          </w:p>
+        </w:tc>
+        <w:tc>
+          <w:tcPr>
+            <w:tcW w:type="dxa" w:w="1871"/>
+          </w:tcPr>
+          <w:p>
+            <w:pPr>
+              <w:spacing w:before="40" w:after="40"/>
+              <w:jc w:val="center"/>
+            </w:pPr>
+            <w:r>
+              <w:rPr>
+                <w:rFonts w:ascii="Times New Roman" w:hAnsi="Times New Roman" w:eastAsia="Times New Roman" w:cs="Times New Roman"/>
+                <w:b/>
+                <w:sz w:val="24"/>
+              </w:rPr>
+              <w:t>Назначение</w:t>
+            </w:r>
+          </w:p>
+        </w:tc>
+        <w:tc>
+          <w:tcPr>
+            <w:tcW w:type="dxa" w:w="1871"/>
+          </w:tcPr>
+          <w:p>
+            <w:pPr>
+              <w:spacing w:before="40" w:after="40"/>
+              <w:jc w:val="center"/>
+            </w:pPr>
+            <w:r>
+              <w:rPr>
+                <w:rFonts w:ascii="Times New Roman" w:hAnsi="Times New Roman" w:eastAsia="Times New Roman" w:cs="Times New Roman"/>
+                <w:b/>
+                <w:sz w:val="24"/>
+              </w:rPr>
+              <w:t>Пример</w:t>
+            </w:r>
+          </w:p>
+        </w:tc>
+        <w:tc>
+          <w:tcPr>
+            <w:tcW w:type="dxa" w:w="1871"/>
+          </w:tcPr>
+          <w:p>
+            <w:pPr>
+              <w:spacing w:before="40" w:after="40"/>
+              <w:jc w:val="center"/>
+            </w:pPr>
+            <w:r>
+              <w:rPr>
+                <w:rFonts w:ascii="Times New Roman" w:hAnsi="Times New Roman" w:eastAsia="Times New Roman" w:cs="Times New Roman"/>
+                <w:b/>
+                <w:sz w:val="24"/>
+              </w:rPr>
+              <w:t>Результат примера</w:t>
+            </w:r>
+          </w:p>
+        </w:tc>
+      </w:tr>
+      <w:tr>
+        <w:tc>
+          <w:tcPr>
+            <w:tcW w:type="dxa" w:w="1871"/>
+          </w:tcPr>
+          <w:p>
+            <w:pPr>
+              <w:spacing w:before="40" w:after="40"/>
+              <w:jc w:val="left"/>
+            </w:pPr>
+            <w:r>
+              <w:rPr>
+                <w:rFonts w:ascii="Times New Roman" w:hAnsi="Times New Roman" w:eastAsia="Times New Roman" w:cs="Times New Roman"/>
+                <w:sz w:val="24"/>
+              </w:rPr>
+              <w:t>Арифметические</w:t>
+            </w:r>
+          </w:p>
+        </w:tc>
+        <w:tc>
+          <w:tcPr>
+            <w:tcW w:type="dxa" w:w="1871"/>
+          </w:tcPr>
+          <w:p>
+            <w:pPr>
+              <w:spacing w:before="40" w:after="40"/>
+              <w:jc w:val="left"/>
+            </w:pPr>
+            <w:r>
+              <w:rPr>
+                <w:rFonts w:ascii="Times New Roman" w:hAnsi="Times New Roman" w:eastAsia="Times New Roman" w:cs="Times New Roman"/>
+                <w:sz w:val="24"/>
+              </w:rPr>
+              <w:t>+, -, *, /, %</w:t>
+            </w:r>
+          </w:p>
+        </w:tc>
+        <w:tc>
+          <w:tcPr>
+            <w:tcW w:type="dxa" w:w="1871"/>
+          </w:tcPr>
+          <w:p>
+            <w:pPr>
+              <w:spacing w:before="40" w:after="40"/>
+              <w:jc w:val="left"/>
+            </w:pPr>
+            <w:r>
+              <w:rPr>
+                <w:rFonts w:ascii="Times New Roman" w:hAnsi="Times New Roman" w:eastAsia="Times New Roman" w:cs="Times New Roman"/>
+                <w:sz w:val="24"/>
+              </w:rPr>
+              <w:t>Математические вычисления</w:t>
+            </w:r>
+          </w:p>
+        </w:tc>
+        <w:tc>
+          <w:tcPr>
+            <w:tcW w:type="dxa" w:w="1871"/>
+          </w:tcPr>
+          <w:p>
+            <w:pPr>
+              <w:spacing w:before="40" w:after="40"/>
+              <w:jc w:val="left"/>
+            </w:pPr>
+            <w:r>
+              <w:rPr>
+                <w:rFonts w:ascii="Times New Roman" w:hAnsi="Times New Roman" w:eastAsia="Times New Roman" w:cs="Times New Roman"/>
+                <w:sz w:val="24"/>
+              </w:rPr>
+              <w:t>7 % 2</w:t>
+            </w:r>
+          </w:p>
+        </w:tc>
+        <w:tc>
+          <w:tcPr>
+            <w:tcW w:type="dxa" w:w="1871"/>
+          </w:tcPr>
+          <w:p>
+            <w:pPr>
+              <w:spacing w:before="40" w:after="40"/>
+              <w:jc w:val="left"/>
+            </w:pPr>
+            <w:r>
+              <w:rPr>
+                <w:rFonts w:ascii="Times New Roman" w:hAnsi="Times New Roman" w:eastAsia="Times New Roman" w:cs="Times New Roman"/>
+                <w:sz w:val="24"/>
+              </w:rPr>
+              <w:t>1</w:t>
+            </w:r>
+          </w:p>
+        </w:tc>
+      </w:tr>
+      <w:tr>
+        <w:tc>
+          <w:tcPr>
+            <w:tcW w:type="dxa" w:w="1871"/>
+          </w:tcPr>
+          <w:p>
+            <w:pPr>
+              <w:spacing w:before="40" w:after="40"/>
+              <w:jc w:val="left"/>
+            </w:pPr>
+            <w:r>
+              <w:rPr>
+                <w:rFonts w:ascii="Times New Roman" w:hAnsi="Times New Roman" w:eastAsia="Times New Roman" w:cs="Times New Roman"/>
+                <w:sz w:val="24"/>
+              </w:rPr>
+              <w:t>Сравнения</w:t>
+            </w:r>
+          </w:p>
+        </w:tc>
+        <w:tc>
+          <w:tcPr>
+            <w:tcW w:type="dxa" w:w="1871"/>
+          </w:tcPr>
+          <w:p>
+            <w:pPr>
+              <w:spacing w:before="40" w:after="40"/>
+              <w:jc w:val="left"/>
+            </w:pPr>
+            <w:r>
+              <w:rPr>
+                <w:rFonts w:ascii="Times New Roman" w:hAnsi="Times New Roman" w:eastAsia="Times New Roman" w:cs="Times New Roman"/>
+                <w:sz w:val="24"/>
+              </w:rPr>
+              <w:t>==, !=, &gt;, &lt;, &gt;=, &lt;=</w:t>
+            </w:r>
+          </w:p>
+        </w:tc>
+        <w:tc>
+          <w:tcPr>
+            <w:tcW w:type="dxa" w:w="1871"/>
+          </w:tcPr>
+          <w:p>
+            <w:pPr>
+              <w:spacing w:before="40" w:after="40"/>
+              <w:jc w:val="left"/>
+            </w:pPr>
+            <w:r>
+              <w:rPr>
+                <w:rFonts w:ascii="Times New Roman" w:hAnsi="Times New Roman" w:eastAsia="Times New Roman" w:cs="Times New Roman"/>
+                <w:sz w:val="24"/>
+              </w:rPr>
+              <w:t>Сравнение двух значений</w:t>
+            </w:r>
+          </w:p>
+        </w:tc>
+        <w:tc>
+          <w:tcPr>
+            <w:tcW w:type="dxa" w:w="1871"/>
+          </w:tcPr>
+          <w:p>
+            <w:pPr>
+              <w:spacing w:before="40" w:after="40"/>
+              <w:jc w:val="left"/>
+            </w:pPr>
+            <w:r>
+              <w:rPr>
+                <w:rFonts w:ascii="Times New Roman" w:hAnsi="Times New Roman" w:eastAsia="Times New Roman" w:cs="Times New Roman"/>
+                <w:sz w:val="24"/>
+              </w:rPr>
+              <w:t>5 &gt; 3</w:t>
+            </w:r>
+          </w:p>
+        </w:tc>
+        <w:tc>
+          <w:tcPr>
+            <w:tcW w:type="dxa" w:w="1871"/>
+          </w:tcPr>
+          <w:p>
+            <w:pPr>
+              <w:spacing w:before="40" w:after="40"/>
+              <w:jc w:val="left"/>
+            </w:pPr>
+            <w:r>
+              <w:rPr>
+                <w:rFonts w:ascii="Times New Roman" w:hAnsi="Times New Roman" w:eastAsia="Times New Roman" w:cs="Times New Roman"/>
+                <w:sz w:val="24"/>
+              </w:rPr>
+              <w:t>true</w:t>
+            </w:r>
+          </w:p>
+        </w:tc>
+      </w:tr>
+      <w:tr>
+        <w:tc>
+          <w:tcPr>
+            <w:tcW w:type="dxa" w:w="1871"/>
+          </w:tcPr>
+          <w:p>
+            <w:pPr>
+              <w:spacing w:before="40" w:after="40"/>
+              <w:jc w:val="left"/>
+            </w:pPr>
+            <w:r>
+              <w:rPr>
+                <w:rFonts w:ascii="Times New Roman" w:hAnsi="Times New Roman" w:eastAsia="Times New Roman" w:cs="Times New Roman"/>
+                <w:sz w:val="24"/>
+              </w:rPr>
+              <w:t>Логические</w:t>
+            </w:r>
+          </w:p>
+        </w:tc>
+        <w:tc>
+          <w:tcPr>
+            <w:tcW w:type="dxa" w:w="1871"/>
+          </w:tcPr>
+          <w:p>
+            <w:pPr>
+              <w:spacing w:before="40" w:after="40"/>
+              <w:jc w:val="left"/>
+            </w:pPr>
+            <w:r>
+              <w:rPr>
+                <w:rFonts w:ascii="Times New Roman" w:hAnsi="Times New Roman" w:eastAsia="Times New Roman" w:cs="Times New Roman"/>
+                <w:sz w:val="24"/>
+              </w:rPr>
+              <w:t>&amp;&amp;, ||, !</w:t>
+            </w:r>
+          </w:p>
+        </w:tc>
+        <w:tc>
+          <w:tcPr>
+            <w:tcW w:type="dxa" w:w="1871"/>
+          </w:tcPr>
+          <w:p>
+            <w:pPr>
+              <w:spacing w:before="40" w:after="40"/>
+              <w:jc w:val="left"/>
+            </w:pPr>
+            <w:r>
+              <w:rPr>
+                <w:rFonts w:ascii="Times New Roman" w:hAnsi="Times New Roman" w:eastAsia="Times New Roman" w:cs="Times New Roman"/>
+                <w:sz w:val="24"/>
+              </w:rPr>
+              <w:t>Логические операции И, ИЛИ, НЕ</w:t>
+            </w:r>
+          </w:p>
+        </w:tc>
+        <w:tc>
+          <w:tcPr>
+            <w:tcW w:type="dxa" w:w="1871"/>
+          </w:tcPr>
+          <w:p>
+            <w:pPr>
+              <w:spacing w:before="40" w:after="40"/>
+              <w:jc w:val="left"/>
+            </w:pPr>
+            <w:r>
+              <w:rPr>
+                <w:rFonts w:ascii="Times New Roman" w:hAnsi="Times New Roman" w:eastAsia="Times New Roman" w:cs="Times New Roman"/>
+                <w:sz w:val="24"/>
+              </w:rPr>
+              <w:t>true &amp;&amp; false</w:t>
+            </w:r>
+          </w:p>
+        </w:tc>
+        <w:tc>
+          <w:tcPr>
+            <w:tcW w:type="dxa" w:w="1871"/>
+          </w:tcPr>
+          <w:p>
+            <w:pPr>
+              <w:spacing w:before="40" w:after="40"/>
+              <w:jc w:val="left"/>
+            </w:pPr>
+            <w:r>
+              <w:rPr>
+                <w:rFonts w:ascii="Times New Roman" w:hAnsi="Times New Roman" w:eastAsia="Times New Roman" w:cs="Times New Roman"/>
+                <w:sz w:val="24"/>
+              </w:rPr>
+              <w:t>false</w:t>
+            </w:r>
+          </w:p>
+        </w:tc>
+      </w:tr>
+      <w:tr>
+        <w:tc>
+          <w:tcPr>
+            <w:tcW w:type="dxa" w:w="1871"/>
+          </w:tcPr>
+          <w:p>
+            <w:pPr>
+              <w:spacing w:before="40" w:after="40"/>
+              <w:jc w:val="left"/>
+            </w:pPr>
+            <w:r>
+              <w:rPr>
+                <w:rFonts w:ascii="Times New Roman" w:hAnsi="Times New Roman" w:eastAsia="Times New Roman" w:cs="Times New Roman"/>
+                <w:sz w:val="24"/>
+              </w:rPr>
+              <w:t>Присваивания</w:t>
+            </w:r>
+          </w:p>
+        </w:tc>
+        <w:tc>
+          <w:tcPr>
+            <w:tcW w:type="dxa" w:w="1871"/>
+          </w:tcPr>
+          <w:p>
+            <w:pPr>
+              <w:spacing w:before="40" w:after="40"/>
+              <w:jc w:val="left"/>
+            </w:pPr>
+            <w:r>
+              <w:rPr>
+                <w:rFonts w:ascii="Times New Roman" w:hAnsi="Times New Roman" w:eastAsia="Times New Roman" w:cs="Times New Roman"/>
+                <w:sz w:val="24"/>
+              </w:rPr>
+              <w:t>=, +=, -=, *=, /=</w:t>
+            </w:r>
+          </w:p>
+        </w:tc>
+        <w:tc>
+          <w:tcPr>
+            <w:tcW w:type="dxa" w:w="1871"/>
+          </w:tcPr>
+          <w:p>
+            <w:pPr>
+              <w:spacing w:before="40" w:after="40"/>
+              <w:jc w:val="left"/>
+            </w:pPr>
+            <w:r>
+              <w:rPr>
+                <w:rFonts w:ascii="Times New Roman" w:hAnsi="Times New Roman" w:eastAsia="Times New Roman" w:cs="Times New Roman"/>
+                <w:sz w:val="24"/>
+              </w:rPr>
+              <w:t>Запись и изменение значения переменной</w:t>
+            </w:r>
+          </w:p>
+        </w:tc>
+        <w:tc>
+          <w:tcPr>
+            <w:tcW w:type="dxa" w:w="1871"/>
+          </w:tcPr>
+          <w:p>
+            <w:pPr>
+              <w:spacing w:before="40" w:after="40"/>
+              <w:jc w:val="left"/>
+            </w:pPr>
+            <w:r>
+              <w:rPr>
+                <w:rFonts w:ascii="Times New Roman" w:hAnsi="Times New Roman" w:eastAsia="Times New Roman" w:cs="Times New Roman"/>
+                <w:sz w:val="24"/>
+              </w:rPr>
+              <w:t>int x = 5; x += 2;</w:t>
+            </w:r>
+          </w:p>
+        </w:tc>
+        <w:tc>
+          <w:tcPr>
+            <w:tcW w:type="dxa" w:w="1871"/>
+          </w:tcPr>
+          <w:p>
+            <w:pPr>
+              <w:spacing w:before="40" w:after="40"/>
+              <w:jc w:val="left"/>
+            </w:pPr>
+            <w:r>
+              <w:rPr>
+                <w:rFonts w:ascii="Times New Roman" w:hAnsi="Times New Roman" w:eastAsia="Times New Roman" w:cs="Times New Roman"/>
+                <w:sz w:val="24"/>
+              </w:rPr>
+              <w:t>7</w:t>
+            </w:r>
+          </w:p>
+        </w:tc>
+      </w:tr>
+      <w:tr>
+        <w:tc>
+          <w:tcPr>
+            <w:tcW w:type="dxa" w:w="1871"/>
+          </w:tcPr>
+          <w:p>
+            <w:pPr>
+              <w:spacing w:before="40" w:after="40"/>
+              <w:jc w:val="left"/>
+            </w:pPr>
+            <w:r>
+              <w:rPr>
+                <w:rFonts w:ascii="Times New Roman" w:hAnsi="Times New Roman" w:eastAsia="Times New Roman" w:cs="Times New Roman"/>
+                <w:sz w:val="24"/>
+              </w:rPr>
+              <w:t>Инкремент/декремент</w:t>
+            </w:r>
+          </w:p>
+        </w:tc>
+        <w:tc>
+          <w:tcPr>
+            <w:tcW w:type="dxa" w:w="1871"/>
+          </w:tcPr>
+          <w:p>
+            <w:pPr>
+              <w:spacing w:before="40" w:after="40"/>
+              <w:jc w:val="left"/>
+            </w:pPr>
+            <w:r>
+              <w:rPr>
+                <w:rFonts w:ascii="Times New Roman" w:hAnsi="Times New Roman" w:eastAsia="Times New Roman" w:cs="Times New Roman"/>
+                <w:sz w:val="24"/>
+              </w:rPr>
+              <w:t>++, --</w:t>
+            </w:r>
+          </w:p>
+        </w:tc>
+        <w:tc>
+          <w:tcPr>
+            <w:tcW w:type="dxa" w:w="1871"/>
+          </w:tcPr>
+          <w:p>
+            <w:pPr>
+              <w:spacing w:before="40" w:after="40"/>
+              <w:jc w:val="left"/>
+            </w:pPr>
+            <w:r>
+              <w:rPr>
+                <w:rFonts w:ascii="Times New Roman" w:hAnsi="Times New Roman" w:eastAsia="Times New Roman" w:cs="Times New Roman"/>
+                <w:sz w:val="24"/>
+              </w:rPr>
+              <w:t>Увеличение или уменьшение на 1</w:t>
+            </w:r>
+          </w:p>
+        </w:tc>
+        <w:tc>
+          <w:tcPr>
+            <w:tcW w:type="dxa" w:w="1871"/>
+          </w:tcPr>
+          <w:p>
+            <w:pPr>
+              <w:spacing w:before="40" w:after="40"/>
+              <w:jc w:val="left"/>
+            </w:pPr>
+            <w:r>
+              <w:rPr>
+                <w:rFonts w:ascii="Times New Roman" w:hAnsi="Times New Roman" w:eastAsia="Times New Roman" w:cs="Times New Roman"/>
+                <w:sz w:val="24"/>
+              </w:rPr>
+              <w:t>int x = 5; x++;</w:t>
+            </w:r>
+          </w:p>
+        </w:tc>
+        <w:tc>
+          <w:tcPr>
+            <w:tcW w:type="dxa" w:w="1871"/>
+          </w:tcPr>
+          <w:p>
+            <w:pPr>
+              <w:spacing w:before="40" w:after="40"/>
+              <w:jc w:val="left"/>
+            </w:pPr>
+            <w:r>
+              <w:rPr>
+                <w:rFonts w:ascii="Times New Roman" w:hAnsi="Times New Roman" w:eastAsia="Times New Roman" w:cs="Times New Roman"/>
+                <w:sz w:val="24"/>
+              </w:rPr>
+              <w:t>6</w:t>
+            </w:r>
+          </w:p>
+        </w:tc>
+      </w:tr>
+      <w:tr>
+        <w:tc>
+          <w:tcPr>
+            <w:tcW w:type="dxa" w:w="1871"/>
+          </w:tcPr>
+          <w:p>
+            <w:pPr>
+              <w:spacing w:before="40" w:after="40"/>
+              <w:jc w:val="left"/>
+            </w:pPr>
+            <w:r>
+              <w:rPr>
+                <w:rFonts w:ascii="Times New Roman" w:hAnsi="Times New Roman" w:eastAsia="Times New Roman" w:cs="Times New Roman"/>
+                <w:sz w:val="24"/>
+              </w:rPr>
+              <w:t>Тернарный</w:t>
+            </w:r>
+          </w:p>
+        </w:tc>
+        <w:tc>
+          <w:tcPr>
+            <w:tcW w:type="dxa" w:w="1871"/>
+          </w:tcPr>
+          <w:p>
+            <w:pPr>
+              <w:spacing w:before="40" w:after="40"/>
+              <w:jc w:val="left"/>
+            </w:pPr>
+            <w:r>
+              <w:rPr>
+                <w:rFonts w:ascii="Times New Roman" w:hAnsi="Times New Roman" w:eastAsia="Times New Roman" w:cs="Times New Roman"/>
+                <w:sz w:val="24"/>
+              </w:rPr>
+              <w:t>? :</w:t>
+            </w:r>
+          </w:p>
+        </w:tc>
+        <w:tc>
+          <w:tcPr>
+            <w:tcW w:type="dxa" w:w="1871"/>
+          </w:tcPr>
+          <w:p>
+            <w:pPr>
+              <w:spacing w:before="40" w:after="40"/>
+              <w:jc w:val="left"/>
+            </w:pPr>
+            <w:r>
+              <w:rPr>
+                <w:rFonts w:ascii="Times New Roman" w:hAnsi="Times New Roman" w:eastAsia="Times New Roman" w:cs="Times New Roman"/>
+                <w:sz w:val="24"/>
+              </w:rPr>
+              <w:t>Краткая запись условия if-else</w:t>
+            </w:r>
+          </w:p>
+        </w:tc>
+        <w:tc>
+          <w:tcPr>
+            <w:tcW w:type="dxa" w:w="1871"/>
+          </w:tcPr>
+          <w:p>
+            <w:pPr>
+              <w:spacing w:before="40" w:after="40"/>
+              <w:jc w:val="left"/>
+            </w:pPr>
+            <w:r>
+              <w:rPr>
+                <w:rFonts w:ascii="Times New Roman" w:hAnsi="Times New Roman" w:eastAsia="Times New Roman" w:cs="Times New Roman"/>
+                <w:sz w:val="24"/>
+              </w:rPr>
+              <w:t>5 &gt; 3 ? 10 : 20</w:t>
+            </w:r>
+          </w:p>
+        </w:tc>
+        <w:tc>
+          <w:tcPr>
+            <w:tcW w:type="dxa" w:w="1871"/>
+          </w:tcPr>
+          <w:p>
+            <w:pPr>
+              <w:spacing w:before="40" w:after="40"/>
+              <w:jc w:val="left"/>
+            </w:pPr>
+            <w:r>
+              <w:rPr>
+                <w:rFonts w:ascii="Times New Roman" w:hAnsi="Times New Roman" w:eastAsia="Times New Roman" w:cs="Times New Roman"/>
+                <w:sz w:val="24"/>
+              </w:rPr>
+              <w:t>10</w:t>
+            </w:r>
+          </w:p>
+        </w:tc>
+      </w:tr>
+      <w:tr>
+        <w:tc>
+          <w:tcPr>
+            <w:tcW w:type="dxa" w:w="1871"/>
+          </w:tcPr>
+          <w:p>
+            <w:pPr>
+              <w:spacing w:before="40" w:after="40"/>
+              <w:jc w:val="left"/>
+            </w:pPr>
+            <w:r>
+              <w:rPr>
+                <w:rFonts w:ascii="Times New Roman" w:hAnsi="Times New Roman" w:eastAsia="Times New Roman" w:cs="Times New Roman"/>
+                <w:sz w:val="24"/>
+              </w:rPr>
+              <w:t>Побитовые</w:t>
+            </w:r>
+          </w:p>
+        </w:tc>
+        <w:tc>
+          <w:tcPr>
+            <w:tcW w:type="dxa" w:w="1871"/>
+          </w:tcPr>
+          <w:p>
+            <w:pPr>
+              <w:spacing w:before="40" w:after="40"/>
+              <w:jc w:val="left"/>
+            </w:pPr>
+            <w:r>
+              <w:rPr>
+                <w:rFonts w:ascii="Times New Roman" w:hAnsi="Times New Roman" w:eastAsia="Times New Roman" w:cs="Times New Roman"/>
+                <w:sz w:val="24"/>
+              </w:rPr>
+              <w:t>&amp;, |, ^, ~, &lt;&lt;, &gt;&gt;</w:t>
+            </w:r>
+          </w:p>
+        </w:tc>
+        <w:tc>
+          <w:tcPr>
+            <w:tcW w:type="dxa" w:w="1871"/>
+          </w:tcPr>
+          <w:p>
+            <w:pPr>
+              <w:spacing w:before="40" w:after="40"/>
+              <w:jc w:val="left"/>
+            </w:pPr>
+            <w:r>
+              <w:rPr>
+                <w:rFonts w:ascii="Times New Roman" w:hAnsi="Times New Roman" w:eastAsia="Times New Roman" w:cs="Times New Roman"/>
+                <w:sz w:val="24"/>
+              </w:rPr>
+              <w:t>Работа с битами числа</w:t>
+            </w:r>
+          </w:p>
+        </w:tc>
+        <w:tc>
+          <w:tcPr>
+            <w:tcW w:type="dxa" w:w="1871"/>
+          </w:tcPr>
+          <w:p>
+            <w:pPr>
+              <w:spacing w:before="40" w:after="40"/>
+              <w:jc w:val="left"/>
+            </w:pPr>
+            <w:r>
+              <w:rPr>
+                <w:rFonts w:ascii="Times New Roman" w:hAnsi="Times New Roman" w:eastAsia="Times New Roman" w:cs="Times New Roman"/>
+                <w:sz w:val="24"/>
+              </w:rPr>
+              <w:t>3 &lt;&lt; 1</w:t>
+            </w:r>
+          </w:p>
+        </w:tc>
+        <w:tc>
+          <w:tcPr>
+            <w:tcW w:type="dxa" w:w="1871"/>
+          </w:tcPr>
+          <w:p>
+            <w:pPr>
+              <w:spacing w:before="40" w:after="40"/>
+              <w:jc w:val="left"/>
+            </w:pPr>
+            <w:r>
+              <w:rPr>
+                <w:rFonts w:ascii="Times New Roman" w:hAnsi="Times New Roman" w:eastAsia="Times New Roman" w:cs="Times New Roman"/>
+                <w:sz w:val="24"/>
+              </w:rPr>
+              <w:t>6</w:t>
+            </w:r>
+          </w:p>
+        </w:tc>
+      </w:tr>
+      <w:tr>
+        <w:tc>
+          <w:tcPr>
+            <w:tcW w:type="dxa" w:w="1871"/>
+          </w:tcPr>
+          <w:p>
+            <w:pPr>
+              <w:spacing w:before="40" w:after="40"/>
+              <w:jc w:val="left"/>
+            </w:pPr>
+            <w:r>
+              <w:rPr>
+                <w:rFonts w:ascii="Times New Roman" w:hAnsi="Times New Roman" w:eastAsia="Times New Roman" w:cs="Times New Roman"/>
+                <w:sz w:val="24"/>
+              </w:rPr>
+              <w:t>Null-операторы</w:t>
+            </w:r>
+          </w:p>
+        </w:tc>
+        <w:tc>
+          <w:tcPr>
+            <w:tcW w:type="dxa" w:w="1871"/>
+          </w:tcPr>
+          <w:p>
+            <w:pPr>
+              <w:spacing w:before="40" w:after="40"/>
+              <w:jc w:val="left"/>
+            </w:pPr>
+            <w:r>
+              <w:rPr>
+                <w:rFonts w:ascii="Times New Roman" w:hAnsi="Times New Roman" w:eastAsia="Times New Roman" w:cs="Times New Roman"/>
+                <w:sz w:val="24"/>
+              </w:rPr>
+              <w:t>??, ?.</w:t>
+            </w:r>
+          </w:p>
+        </w:tc>
+        <w:tc>
+          <w:tcPr>
+            <w:tcW w:type="dxa" w:w="1871"/>
+          </w:tcPr>
+          <w:p>
+            <w:pPr>
+              <w:spacing w:before="40" w:after="40"/>
+              <w:jc w:val="left"/>
+            </w:pPr>
+            <w:r>
+              <w:rPr>
+                <w:rFonts w:ascii="Times New Roman" w:hAnsi="Times New Roman" w:eastAsia="Times New Roman" w:cs="Times New Roman"/>
+                <w:sz w:val="24"/>
+              </w:rPr>
+              <w:t>Проверка на null и значение по умолчанию</w:t>
+            </w:r>
+          </w:p>
+        </w:tc>
+        <w:tc>
+          <w:tcPr>
+            <w:tcW w:type="dxa" w:w="1871"/>
+          </w:tcPr>
+          <w:p>
+            <w:pPr>
+              <w:spacing w:before="40" w:after="40"/>
+              <w:jc w:val="left"/>
+            </w:pPr>
+            <w:r>
+              <w:rPr>
+                <w:rFonts w:ascii="Times New Roman" w:hAnsi="Times New Roman" w:eastAsia="Times New Roman" w:cs="Times New Roman"/>
+                <w:sz w:val="24"/>
+              </w:rPr>
+              <w:t>null ?? 5</w:t>
+            </w:r>
+          </w:p>
+        </w:tc>
+        <w:tc>
+          <w:tcPr>
+            <w:tcW w:type="dxa" w:w="1871"/>
+          </w:tcPr>
+          <w:p>
+            <w:pPr>
+              <w:spacing w:before="40" w:after="40"/>
+              <w:jc w:val="left"/>
+            </w:pPr>
+            <w:r>
+              <w:rPr>
+                <w:rFonts w:ascii="Times New Roman" w:hAnsi="Times New Roman" w:eastAsia="Times New Roman" w:cs="Times New Roman"/>
+                <w:sz w:val="24"/>
+              </w:rPr>
+              <w:t>5</w:t>
+            </w:r>
+          </w:p>
+        </w:tc>
+      </w:tr>
+    </w:tbl>
+    <w:p>
+      <w:pPr>
+        <w:spacing w:before="0" w:after="0" w:line="259" w:lineRule="auto"/>
+        <w:jc w:val="left"/>
+      </w:pPr>
+    </w:p>
+    <w:p>
+      <w:pPr>
+        <w:spacing w:before="0" w:after="0" w:line="259" w:lineRule="auto"/>
+        <w:jc w:val="center"/>
+      </w:pPr>
+      <w:r>
+        <w:rPr>
+          <w:rFonts w:ascii="Times New Roman" w:hAnsi="Times New Roman" w:eastAsia="Times New Roman" w:cs="Times New Roman"/>
+          <w:b/>
+          <w:i w:val="0"/>
+          <w:sz w:val="28"/>
+        </w:rPr>
+        <w:t>Задание 5. Письменные вопросы</w:t>
+      </w:r>
+    </w:p>
+    <w:p>
+      <w:pPr>
+        <w:spacing w:before="0" w:after="0" w:line="259" w:lineRule="auto"/>
+        <w:ind w:firstLine="709"/>
+        <w:jc w:val="both"/>
+      </w:pPr>
+      <w:r>
+        <w:rPr>
+          <w:rFonts w:ascii="Times New Roman" w:hAnsi="Times New Roman" w:eastAsia="Times New Roman" w:cs="Times New Roman"/>
+          <w:b/>
+          <w:i w:val="0"/>
+          <w:sz w:val="28"/>
+        </w:rPr>
+        <w:t>1. Чем значимые типы отличаются от ссылочных?</w:t>
+      </w:r>
+    </w:p>
+    <w:p>
+      <w:pPr>
+        <w:spacing w:before="0" w:after="0" w:line="259" w:lineRule="auto"/>
+        <w:ind w:firstLine="709"/>
+        <w:jc w:val="both"/>
+      </w:pPr>
+      <w:r>
+        <w:rPr>
+          <w:rFonts w:ascii="Times New Roman" w:hAnsi="Times New Roman" w:eastAsia="Times New Roman" w:cs="Times New Roman"/>
+          <w:b w:val="0"/>
+          <w:i w:val="0"/>
+          <w:sz w:val="28"/>
+        </w:rPr>
+        <w:t>Значимые типы (int, double, bool, char, struct) хранят само значение напрямую, а при копировании создаётся новая независимая копия. Ссылочные типы (string, object, массивы, классы) хранят ссылку на объект в памяти (куче).</w:t>
+      </w:r>
+    </w:p>
+    <w:p>
+      <w:pPr>
+        <w:spacing w:before="0" w:after="0" w:line="259" w:lineRule="auto"/>
+        <w:ind w:firstLine="709"/>
+        <w:jc w:val="both"/>
+      </w:pPr>
+      <w:r>
+        <w:rPr>
+          <w:rFonts w:ascii="Times New Roman" w:hAnsi="Times New Roman" w:eastAsia="Times New Roman" w:cs="Times New Roman"/>
+          <w:b/>
+          <w:i w:val="0"/>
+          <w:sz w:val="28"/>
+        </w:rPr>
+        <w:t>2. Что такое стек и куча? Как это связано с типами C#?</w:t>
+      </w:r>
+    </w:p>
+    <w:p>
+      <w:pPr>
+        <w:spacing w:before="0" w:after="0" w:line="259" w:lineRule="auto"/>
+        <w:ind w:firstLine="709"/>
+        <w:jc w:val="both"/>
+      </w:pPr>
+      <w:r>
+        <w:rPr>
+          <w:rFonts w:ascii="Times New Roman" w:hAnsi="Times New Roman" w:eastAsia="Times New Roman" w:cs="Times New Roman"/>
+          <w:b w:val="0"/>
+          <w:i w:val="0"/>
+          <w:sz w:val="28"/>
+        </w:rPr>
+        <w:t>Стек — быстрая память для локальных переменных значимых типов, которая очищается автоматически при выходе из метода. Куча (heap) — область памяти для объектов ссылочных типов, которую очищает сборщик мусора (GC).</w:t>
+      </w:r>
+    </w:p>
+    <w:p>
+      <w:pPr>
+        <w:spacing w:before="0" w:after="0" w:line="259" w:lineRule="auto"/>
+        <w:ind w:firstLine="709"/>
+        <w:jc w:val="both"/>
+      </w:pPr>
+      <w:r>
+        <w:rPr>
+          <w:rFonts w:ascii="Times New Roman" w:hAnsi="Times New Roman" w:eastAsia="Times New Roman" w:cs="Times New Roman"/>
+          <w:b/>
+          <w:i w:val="0"/>
+          <w:sz w:val="28"/>
+        </w:rPr>
+        <w:t>3. Почему double нежелательно использовать для денежных расчётов?</w:t>
+      </w:r>
+    </w:p>
+    <w:p>
+      <w:pPr>
+        <w:spacing w:before="0" w:after="0" w:line="259" w:lineRule="auto"/>
+        <w:ind w:firstLine="709"/>
+        <w:jc w:val="both"/>
+      </w:pPr>
+      <w:r>
+        <w:rPr>
+          <w:rFonts w:ascii="Times New Roman" w:hAnsi="Times New Roman" w:eastAsia="Times New Roman" w:cs="Times New Roman"/>
+          <w:b w:val="0"/>
+          <w:i w:val="0"/>
+          <w:sz w:val="28"/>
+        </w:rPr>
+        <w:t>Потому что double хранит числа в двоичном виде и даёт небольшие ошибки округления в десятичных дробях (например, 0.1 + 0.2 != 0.3). Для денег используют decimal.</w:t>
+      </w:r>
+    </w:p>
+    <w:p>
+      <w:pPr>
+        <w:spacing w:before="0" w:after="0" w:line="259" w:lineRule="auto"/>
+        <w:ind w:firstLine="709"/>
+        <w:jc w:val="both"/>
+      </w:pPr>
+      <w:r>
+        <w:rPr>
+          <w:rFonts w:ascii="Times New Roman" w:hAnsi="Times New Roman" w:eastAsia="Times New Roman" w:cs="Times New Roman"/>
+          <w:b/>
+          <w:i w:val="0"/>
+          <w:sz w:val="28"/>
+        </w:rPr>
+        <w:t>4. Чем var отличается от dynamic? Когда можно использовать var?</w:t>
+      </w:r>
+    </w:p>
+    <w:p>
+      <w:pPr>
+        <w:spacing w:before="0" w:after="0" w:line="259" w:lineRule="auto"/>
+        <w:ind w:firstLine="709"/>
+        <w:jc w:val="both"/>
+      </w:pPr>
+      <w:r>
+        <w:rPr>
+          <w:rFonts w:ascii="Times New Roman" w:hAnsi="Times New Roman" w:eastAsia="Times New Roman" w:cs="Times New Roman"/>
+          <w:b w:val="0"/>
+          <w:i w:val="0"/>
+          <w:sz w:val="28"/>
+        </w:rPr>
+        <w:t>У var тип определяется компилятором один раз при объявлении и дальше меняться не может. У dynamic тип проверяется только во время работы программы. Использовать var можно для локальных переменных, когда их тип сразу понятен из правой части.</w:t>
+      </w:r>
+    </w:p>
+    <w:p>
+      <w:pPr>
+        <w:spacing w:before="0" w:after="0" w:line="259" w:lineRule="auto"/>
+        <w:ind w:firstLine="709"/>
+        <w:jc w:val="both"/>
+      </w:pPr>
+      <w:r>
+        <w:rPr>
+          <w:rFonts w:ascii="Times New Roman" w:hAnsi="Times New Roman" w:eastAsia="Times New Roman" w:cs="Times New Roman"/>
+          <w:b/>
+          <w:i w:val="0"/>
+          <w:sz w:val="28"/>
+        </w:rPr>
+        <w:t>5. Что такое nullable-тип? Как объявить переменную, которая может хранить null?</w:t>
+      </w:r>
+    </w:p>
+    <w:p>
+      <w:pPr>
+        <w:spacing w:before="0" w:after="0" w:line="259" w:lineRule="auto"/>
+        <w:ind w:firstLine="709"/>
+        <w:jc w:val="both"/>
+      </w:pPr>
+      <w:r>
+        <w:rPr>
+          <w:rFonts w:ascii="Times New Roman" w:hAnsi="Times New Roman" w:eastAsia="Times New Roman" w:cs="Times New Roman"/>
+          <w:b w:val="0"/>
+          <w:i w:val="0"/>
+          <w:sz w:val="28"/>
+        </w:rPr>
+        <w:t>Это значимый тип, которому разрешено принимать пустое значение null. Объявляется с помощью знака вопроса после типа: например, int? a = null;.</w:t>
+      </w:r>
+    </w:p>
+    <w:p>
+      <w:pPr>
+        <w:spacing w:before="0" w:after="0" w:line="259" w:lineRule="auto"/>
+        <w:ind w:firstLine="709"/>
+        <w:jc w:val="both"/>
+      </w:pPr>
+      <w:r>
+        <w:rPr>
+          <w:rFonts w:ascii="Times New Roman" w:hAnsi="Times New Roman" w:eastAsia="Times New Roman" w:cs="Times New Roman"/>
+          <w:b/>
+          <w:i w:val="0"/>
+          <w:sz w:val="28"/>
+        </w:rPr>
+        <w:t>6. Чем Convert.ToInt32 отличается от int.Parse и int.TryParse?</w:t>
+      </w:r>
+    </w:p>
+    <w:p>
+      <w:pPr>
+        <w:spacing w:before="0" w:after="0" w:line="259" w:lineRule="auto"/>
+        <w:ind w:firstLine="709"/>
+        <w:jc w:val="both"/>
+      </w:pPr>
+      <w:r>
+        <w:rPr>
+          <w:rFonts w:ascii="Times New Roman" w:hAnsi="Times New Roman" w:eastAsia="Times New Roman" w:cs="Times New Roman"/>
+          <w:b w:val="0"/>
+          <w:i w:val="0"/>
+          <w:sz w:val="28"/>
+        </w:rPr>
+        <w:t>int.Parse переводит только строку и при ошибке вызывает исключение. Convert.ToInt32 умеет переводить разные типы и для null возвращает 0. int.TryParse не вызывает ошибку при неверном вводе, а просто возвращает false.</w:t>
+      </w:r>
+    </w:p>
+    <w:p>
+      <w:pPr>
+        <w:spacing w:before="0" w:after="0" w:line="259" w:lineRule="auto"/>
+        <w:ind w:firstLine="709"/>
+        <w:jc w:val="both"/>
+      </w:pPr>
+      <w:r>
+        <w:rPr>
+          <w:rFonts w:ascii="Times New Roman" w:hAnsi="Times New Roman" w:eastAsia="Times New Roman" w:cs="Times New Roman"/>
+          <w:b/>
+          <w:i w:val="0"/>
+          <w:sz w:val="28"/>
+        </w:rPr>
+        <w:t>7. Что произойдёт при переполнении типа в режимах checked и unchecked?</w:t>
+      </w:r>
+    </w:p>
+    <w:p>
+      <w:pPr>
+        <w:spacing w:before="0" w:after="0" w:line="259" w:lineRule="auto"/>
+        <w:ind w:firstLine="709"/>
+        <w:jc w:val="both"/>
+      </w:pPr>
+      <w:r>
+        <w:rPr>
+          <w:rFonts w:ascii="Times New Roman" w:hAnsi="Times New Roman" w:eastAsia="Times New Roman" w:cs="Times New Roman"/>
+          <w:b w:val="0"/>
+          <w:i w:val="0"/>
+          <w:sz w:val="28"/>
+        </w:rPr>
+        <w:t>В режиме checked программа выдаст ошибку OverflowException. В режиме unchecked (по умолчанию) ошибка не выдаётся, а число перейдёт по кругу с начала диапазона.</w:t>
+      </w:r>
+    </w:p>
+    <w:p>
+      <w:pPr>
+        <w:spacing w:before="0" w:after="0" w:line="259" w:lineRule="auto"/>
+        <w:ind w:firstLine="709"/>
+        <w:jc w:val="both"/>
+      </w:pPr>
+      <w:r>
+        <w:rPr>
+          <w:rFonts w:ascii="Times New Roman" w:hAnsi="Times New Roman" w:eastAsia="Times New Roman" w:cs="Times New Roman"/>
+          <w:b/>
+          <w:i w:val="0"/>
+          <w:sz w:val="28"/>
+        </w:rPr>
+        <w:t>8. Чем while отличается от do-while? Когда удобнее использовать for?</w:t>
+      </w:r>
+    </w:p>
+    <w:p>
+      <w:pPr>
+        <w:spacing w:before="0" w:after="0" w:line="259" w:lineRule="auto"/>
+        <w:ind w:firstLine="709"/>
+        <w:jc w:val="both"/>
+      </w:pPr>
+      <w:r>
+        <w:rPr>
+          <w:rFonts w:ascii="Times New Roman" w:hAnsi="Times New Roman" w:eastAsia="Times New Roman" w:cs="Times New Roman"/>
+          <w:b w:val="0"/>
+          <w:i w:val="0"/>
+          <w:sz w:val="28"/>
+        </w:rPr>
+        <w:t>В цикле while условие проверяется до начала шага (может не выполниться ни разу), а в do-while — после шага (выполнится хотя бы один раз). Цикл for удобен, когда заранее известно точное число повторений.</w:t>
+      </w:r>
+    </w:p>
+    <w:p>
+      <w:pPr>
+        <w:spacing w:before="0" w:after="0" w:line="259" w:lineRule="auto"/>
+        <w:ind w:firstLine="709"/>
+        <w:jc w:val="both"/>
+      </w:pPr>
+      <w:r>
+        <w:rPr>
+          <w:rFonts w:ascii="Times New Roman" w:hAnsi="Times New Roman" w:eastAsia="Times New Roman" w:cs="Times New Roman"/>
+          <w:b/>
+          <w:i w:val="0"/>
+          <w:sz w:val="28"/>
+        </w:rPr>
+        <w:t>9. Чем break отличается от continue?</w:t>
+      </w:r>
+    </w:p>
+    <w:p>
+      <w:pPr>
+        <w:spacing w:before="0" w:after="0" w:line="259" w:lineRule="auto"/>
+        <w:ind w:firstLine="709"/>
+        <w:jc w:val="both"/>
+      </w:pPr>
+      <w:r>
+        <w:rPr>
+          <w:rFonts w:ascii="Times New Roman" w:hAnsi="Times New Roman" w:eastAsia="Times New Roman" w:cs="Times New Roman"/>
+          <w:b w:val="0"/>
+          <w:i w:val="0"/>
+          <w:sz w:val="28"/>
+        </w:rPr>
+        <w:t>Оператор break полностью завершает цикл, а continue пропускает только текущий шаг и переходит к следующему.</w:t>
+      </w:r>
+    </w:p>
+    <w:p>
+      <w:pPr>
+        <w:spacing w:before="0" w:after="0" w:line="259" w:lineRule="auto"/>
+        <w:ind w:firstLine="709"/>
+        <w:jc w:val="both"/>
+      </w:pPr>
+      <w:r>
+        <w:rPr>
+          <w:rFonts w:ascii="Times New Roman" w:hAnsi="Times New Roman" w:eastAsia="Times New Roman" w:cs="Times New Roman"/>
+          <w:b/>
+          <w:i w:val="0"/>
+          <w:sz w:val="28"/>
+        </w:rPr>
+        <w:t>10. Как работает switch? Можно ли использовать switch со строками?</w:t>
+      </w:r>
+    </w:p>
+    <w:p>
+      <w:pPr>
+        <w:spacing w:before="0" w:after="0" w:line="259" w:lineRule="auto"/>
+        <w:ind w:firstLine="709"/>
+        <w:jc w:val="both"/>
+      </w:pPr>
+      <w:r>
+        <w:rPr>
+          <w:rFonts w:ascii="Times New Roman" w:hAnsi="Times New Roman" w:eastAsia="Times New Roman" w:cs="Times New Roman"/>
+          <w:b w:val="0"/>
+          <w:i w:val="0"/>
+          <w:sz w:val="28"/>
+        </w:rPr>
+        <w:t>Оператор switch сравнивает значение переменной со списком вариантов case и выполняет нужную ветку. Да, в C# switch можно использовать со строками (string).</w:t>
+      </w:r>
+    </w:p>
+    <w:p>
+      <w:pPr>
+        <w:spacing w:before="0" w:after="0" w:line="259" w:lineRule="auto"/>
+        <w:ind w:firstLine="709"/>
+        <w:jc w:val="both"/>
+      </w:pPr>
+      <w:r>
+        <w:rPr>
+          <w:rFonts w:ascii="Times New Roman" w:hAnsi="Times New Roman" w:eastAsia="Times New Roman" w:cs="Times New Roman"/>
+          <w:b/>
+          <w:i w:val="0"/>
+          <w:sz w:val="28"/>
+        </w:rPr>
+        <w:t>11. Почему выражения a + b * c и (a + b) * c дают разные результаты?</w:t>
+      </w:r>
+    </w:p>
+    <w:p>
+      <w:pPr>
+        <w:spacing w:before="0" w:after="0" w:line="259" w:lineRule="auto"/>
+        <w:ind w:firstLine="709"/>
+        <w:jc w:val="both"/>
+      </w:pPr>
+      <w:r>
+        <w:rPr>
+          <w:rFonts w:ascii="Times New Roman" w:hAnsi="Times New Roman" w:eastAsia="Times New Roman" w:cs="Times New Roman"/>
+          <w:b w:val="0"/>
+          <w:i w:val="0"/>
+          <w:sz w:val="28"/>
+        </w:rPr>
+        <w:t>Потому что умножение (*) имеет более высокий приоритет, чем сложение (+). Скобки () меняют порядок действий и заставляют сначала выполнить сложение.</w:t>
+      </w:r>
+    </w:p>
+    <w:p>
+      <w:pPr>
+        <w:spacing w:before="0" w:after="0" w:line="259" w:lineRule="auto"/>
+        <w:ind w:firstLine="709"/>
+        <w:jc w:val="both"/>
+      </w:pPr>
+      <w:r>
+        <w:rPr>
+          <w:rFonts w:ascii="Times New Roman" w:hAnsi="Times New Roman" w:eastAsia="Times New Roman" w:cs="Times New Roman"/>
+          <w:b/>
+          <w:i w:val="0"/>
+          <w:sz w:val="28"/>
+        </w:rPr>
+        <w:t>12. Что такое неявное преобразование? Приведите 2–3 примера.</w:t>
+      </w:r>
+    </w:p>
+    <w:p>
+      <w:pPr>
+        <w:spacing w:before="0" w:after="0" w:line="259" w:lineRule="auto"/>
+        <w:ind w:firstLine="709"/>
+        <w:jc w:val="both"/>
+      </w:pPr>
+      <w:r>
+        <w:rPr>
+          <w:rFonts w:ascii="Times New Roman" w:hAnsi="Times New Roman" w:eastAsia="Times New Roman" w:cs="Times New Roman"/>
+          <w:b w:val="0"/>
+          <w:i w:val="0"/>
+          <w:sz w:val="28"/>
+        </w:rPr>
+        <w:t>Это автоматический перевод из меньшего типа в больший без потери данных. Примеры: int a = 5; double b = a; или byte x = 10; int y = x; или int n = 100; long m = n;.</w:t>
+      </w:r>
+    </w:p>
+    <w:p>
+      <w:pPr>
+        <w:spacing w:before="0" w:after="0" w:line="259" w:lineRule="auto"/>
+        <w:jc w:val="left"/>
+      </w:pPr>
+    </w:p>
+    <w:p>
+      <w:pPr>
+        <w:spacing w:before="0" w:after="0" w:line="259" w:lineRule="auto"/>
+        <w:jc w:val="center"/>
+      </w:pPr>
+      <w:r>
+        <w:rPr>
+          <w:rFonts w:ascii="Times New Roman" w:hAnsi="Times New Roman" w:eastAsia="Times New Roman" w:cs="Times New Roman"/>
+          <w:b/>
+          <w:i w:val="0"/>
+          <w:sz w:val="28"/>
+        </w:rPr>
+        <w:t>Задание 6</w:t>
       </w:r>
     </w:p>
     <w:p>
@@ -329,11 +4840,11 @@
       <w:r>
         <w:rPr>
           <w:rFonts w:ascii="Times New Roman" w:hAnsi="Times New Roman" w:eastAsia="Times New Roman" w:cs="Times New Roman"/>
-          <w:b w:val="0"/>
-          <w:i w:val="0"/>
-          <w:sz w:val="28"/>
-        </w:rPr>
-        <w:t>Задание 2</w:t>
+          <w:b/>
+          <w:i w:val="0"/>
+          <w:sz w:val="28"/>
+        </w:rPr>
+        <w:t>Задание 7</w:t>
       </w:r>
     </w:p>
     <w:p>
@@ -365,187 +4876,7 @@
       <w:r>
         <w:rPr>
           <w:rFonts w:ascii="Times New Roman" w:hAnsi="Times New Roman" w:eastAsia="Times New Roman" w:cs="Times New Roman"/>
-          <w:b w:val="0"/>
-          <w:i w:val="0"/>
-          <w:sz w:val="28"/>
-        </w:rPr>
-        <w:t>Задание 3</w:t>
-      </w:r>
-    </w:p>
-    <w:p>
-      <w:pPr>
-        <w:spacing w:before="0" w:after="0" w:line="259" w:lineRule="auto"/>
-        <w:jc w:val="center"/>
-      </w:pPr>
-      <w:r>
-        <w:rPr>
-          <w:rFonts w:ascii="Times New Roman" w:hAnsi="Times New Roman" w:eastAsia="Times New Roman" w:cs="Times New Roman"/>
-          <w:b w:val="0"/>
-          <w:i/>
-          <w:sz w:val="28"/>
-        </w:rPr>
-        <w:t>[Место для скриншота]</w:t>
-      </w:r>
-    </w:p>
-    <w:p>
-      <w:pPr>
-        <w:spacing w:before="0" w:after="0" w:line="259" w:lineRule="auto"/>
-        <w:jc w:val="center"/>
-      </w:pPr>
-    </w:p>
-    <w:p>
-      <w:pPr>
-        <w:spacing w:before="0" w:after="0" w:line="259" w:lineRule="auto"/>
-        <w:jc w:val="center"/>
-      </w:pPr>
-      <w:r>
-        <w:rPr>
-          <w:rFonts w:ascii="Times New Roman" w:hAnsi="Times New Roman" w:eastAsia="Times New Roman" w:cs="Times New Roman"/>
-          <w:b w:val="0"/>
-          <w:i w:val="0"/>
-          <w:sz w:val="28"/>
-        </w:rPr>
-        <w:t>Задание 4</w:t>
-      </w:r>
-    </w:p>
-    <w:p>
-      <w:pPr>
-        <w:spacing w:before="0" w:after="0" w:line="259" w:lineRule="auto"/>
-        <w:jc w:val="center"/>
-      </w:pPr>
-      <w:r>
-        <w:rPr>
-          <w:rFonts w:ascii="Times New Roman" w:hAnsi="Times New Roman" w:eastAsia="Times New Roman" w:cs="Times New Roman"/>
-          <w:b w:val="0"/>
-          <w:i/>
-          <w:sz w:val="28"/>
-        </w:rPr>
-        <w:t>[Место для скриншота]</w:t>
-      </w:r>
-    </w:p>
-    <w:p>
-      <w:pPr>
-        <w:spacing w:before="0" w:after="0" w:line="259" w:lineRule="auto"/>
-        <w:jc w:val="center"/>
-      </w:pPr>
-    </w:p>
-    <w:p>
-      <w:pPr>
-        <w:spacing w:before="0" w:after="0" w:line="259" w:lineRule="auto"/>
-        <w:jc w:val="center"/>
-      </w:pPr>
-      <w:r>
-        <w:rPr>
-          <w:rFonts w:ascii="Times New Roman" w:hAnsi="Times New Roman" w:eastAsia="Times New Roman" w:cs="Times New Roman"/>
-          <w:b w:val="0"/>
-          <w:i w:val="0"/>
-          <w:sz w:val="28"/>
-        </w:rPr>
-        <w:t>Задание 5</w:t>
-      </w:r>
-    </w:p>
-    <w:p>
-      <w:pPr>
-        <w:spacing w:before="0" w:after="0" w:line="259" w:lineRule="auto"/>
-        <w:jc w:val="center"/>
-      </w:pPr>
-      <w:r>
-        <w:rPr>
-          <w:rFonts w:ascii="Times New Roman" w:hAnsi="Times New Roman" w:eastAsia="Times New Roman" w:cs="Times New Roman"/>
-          <w:b w:val="0"/>
-          <w:i/>
-          <w:sz w:val="28"/>
-        </w:rPr>
-        <w:t>[Место для скриншота]</w:t>
-      </w:r>
-    </w:p>
-    <w:p>
-      <w:pPr>
-        <w:spacing w:before="0" w:after="0" w:line="259" w:lineRule="auto"/>
-        <w:jc w:val="center"/>
-      </w:pPr>
-    </w:p>
-    <w:p>
-      <w:pPr>
-        <w:spacing w:before="0" w:after="0" w:line="259" w:lineRule="auto"/>
-        <w:jc w:val="center"/>
-      </w:pPr>
-      <w:r>
-        <w:rPr>
-          <w:rFonts w:ascii="Times New Roman" w:hAnsi="Times New Roman" w:eastAsia="Times New Roman" w:cs="Times New Roman"/>
-          <w:b w:val="0"/>
-          <w:i w:val="0"/>
-          <w:sz w:val="28"/>
-        </w:rPr>
-        <w:t>Задание 6</w:t>
-      </w:r>
-    </w:p>
-    <w:p>
-      <w:pPr>
-        <w:spacing w:before="0" w:after="0" w:line="259" w:lineRule="auto"/>
-        <w:jc w:val="center"/>
-      </w:pPr>
-      <w:r>
-        <w:rPr>
-          <w:rFonts w:ascii="Times New Roman" w:hAnsi="Times New Roman" w:eastAsia="Times New Roman" w:cs="Times New Roman"/>
-          <w:b w:val="0"/>
-          <w:i/>
-          <w:sz w:val="28"/>
-        </w:rPr>
-        <w:t>[Место для скриншота]</w:t>
-      </w:r>
-    </w:p>
-    <w:p>
-      <w:pPr>
-        <w:spacing w:before="0" w:after="0" w:line="259" w:lineRule="auto"/>
-        <w:jc w:val="center"/>
-      </w:pPr>
-    </w:p>
-    <w:p>
-      <w:pPr>
-        <w:spacing w:before="0" w:after="0" w:line="259" w:lineRule="auto"/>
-        <w:jc w:val="center"/>
-      </w:pPr>
-      <w:r>
-        <w:rPr>
-          <w:rFonts w:ascii="Times New Roman" w:hAnsi="Times New Roman" w:eastAsia="Times New Roman" w:cs="Times New Roman"/>
-          <w:b w:val="0"/>
-          <w:i w:val="0"/>
-          <w:sz w:val="28"/>
-        </w:rPr>
-        <w:t>Задание 7</w:t>
-      </w:r>
-    </w:p>
-    <w:p>
-      <w:pPr>
-        <w:spacing w:before="0" w:after="0" w:line="259" w:lineRule="auto"/>
-        <w:jc w:val="center"/>
-      </w:pPr>
-      <w:r>
-        <w:rPr>
-          <w:rFonts w:ascii="Times New Roman" w:hAnsi="Times New Roman" w:eastAsia="Times New Roman" w:cs="Times New Roman"/>
-          <w:b w:val="0"/>
-          <w:i/>
-          <w:sz w:val="28"/>
-        </w:rPr>
-        <w:t>[Место для скриншота]</w:t>
-      </w:r>
-    </w:p>
-    <w:p>
-      <w:pPr>
-        <w:spacing w:before="0" w:after="0" w:line="259" w:lineRule="auto"/>
-        <w:jc w:val="center"/>
-      </w:pPr>
-    </w:p>
-    <w:p>
-      <w:pPr>
-        <w:spacing w:before="0" w:after="0" w:line="259" w:lineRule="auto"/>
-        <w:jc w:val="center"/>
-      </w:pPr>
-      <w:r>
-        <w:rPr>
-          <w:rFonts w:ascii="Times New Roman" w:hAnsi="Times New Roman" w:eastAsia="Times New Roman" w:cs="Times New Roman"/>
-          <w:b w:val="0"/>
+          <w:b/>
           <w:i w:val="0"/>
           <w:sz w:val="28"/>
         </w:rPr>
